--- a/docs/reference-forms/output/TAI-FORM-LAB-01-blank.docx
+++ b/docs/reference-forms/output/TAI-FORM-LAB-01-blank.docx
@@ -51,7 +51,7 @@
                 <w:sz w:val="32"/>
                 <w:szCs w:val="32"/>
               </w:rPr>
-              <w:t xml:space="preserve">연구실 안전점검표</w:t>
+              <w:t xml:space="preserve">연구실 일상 안전점검 기록표</w:t>
             </w:r>
           </w:p>
         </w:tc>
@@ -231,7 +231,7 @@
     </w:p>
     <w:tbl>
       <w:tblPr>
-        <w:tblW w:type="dxa" w:w="9635"/>
+        <w:tblW w:type="dxa" w:w="9634"/>
         <w:tblBorders>
           <w:top w:val="single" w:color="auto" w:sz="4"/>
           <w:left w:val="single" w:color="auto" w:sz="4"/>
@@ -244,9 +244,11 @@
       </w:tblPr>
       <w:tblGrid>
         <w:gridCol w:w="566"/>
-        <w:gridCol w:w="5102"/>
-        <w:gridCol w:w="1700"/>
-        <w:gridCol w:w="2267"/>
+        <w:gridCol w:w="3174"/>
+        <w:gridCol w:w="1927"/>
+        <w:gridCol w:w="1360"/>
+        <w:gridCol w:w="1474"/>
+        <w:gridCol w:w="1133"/>
       </w:tblGrid>
       <w:tr>
         <w:trPr>
@@ -289,7 +291,7 @@
         </w:tc>
         <w:tc>
           <w:tcPr>
-            <w:tcW w:type="dxa" w:w="5102"/>
+            <w:tcW w:type="dxa" w:w="3174"/>
             <w:tcBorders>
               <w:top w:val="single" w:color="000000" w:sz="4"/>
               <w:left w:val="single" w:color="000000" w:sz="4"/>
@@ -323,7 +325,7 @@
         </w:tc>
         <w:tc>
           <w:tcPr>
-            <w:tcW w:type="dxa" w:w="1700"/>
+            <w:tcW w:type="dxa" w:w="1927"/>
             <w:tcBorders>
               <w:top w:val="single" w:color="000000" w:sz="4"/>
               <w:left w:val="single" w:color="000000" w:sz="4"/>
@@ -351,13 +353,13 @@
                 <w:sz w:val="20"/>
                 <w:szCs w:val="20"/>
               </w:rPr>
-              <w:t xml:space="preserve">점검 결과(입력)</w:t>
-            </w:r>
-          </w:p>
-        </w:tc>
-        <w:tc>
-          <w:tcPr>
-            <w:tcW w:type="dxa" w:w="2267"/>
+              <w:t xml:space="preserve">유해인자/설비 구분</w:t>
+            </w:r>
+          </w:p>
+        </w:tc>
+        <w:tc>
+          <w:tcPr>
+            <w:tcW w:type="dxa" w:w="1360"/>
             <w:tcBorders>
               <w:top w:val="single" w:color="000000" w:sz="4"/>
               <w:left w:val="single" w:color="000000" w:sz="4"/>
@@ -385,7 +387,75 @@
                 <w:sz w:val="20"/>
                 <w:szCs w:val="20"/>
               </w:rPr>
-              <w:t xml:space="preserve">비고</w:t>
+              <w:t xml:space="preserve">보호구 확인(입력)</w:t>
+            </w:r>
+          </w:p>
+        </w:tc>
+        <w:tc>
+          <w:tcPr>
+            <w:tcW w:type="dxa" w:w="1474"/>
+            <w:tcBorders>
+              <w:top w:val="single" w:color="000000" w:sz="4"/>
+              <w:left w:val="single" w:color="000000" w:sz="4"/>
+              <w:bottom w:val="single" w:color="000000" w:sz="4"/>
+              <w:right w:val="single" w:color="000000" w:sz="4"/>
+            </w:tcBorders>
+            <w:shd w:fill="E8E8E8" w:color="auto" w:val="clear"/>
+            <w:tcMar>
+              <w:top w:type="dxa" w:w="170"/>
+              <w:left w:type="dxa" w:w="170"/>
+              <w:bottom w:type="dxa" w:w="170"/>
+              <w:right w:type="dxa" w:w="170"/>
+            </w:tcMar>
+            <w:vAlign w:val="center"/>
+          </w:tcPr>
+          <w:p>
+            <w:pPr>
+              <w:jc w:val="center"/>
+            </w:pPr>
+            <w:r>
+              <w:rPr>
+                <w:rFonts w:ascii="NanumGothic" w:cs="NanumGothic" w:eastAsia="NanumGothic" w:hAnsi="NanumGothic"/>
+                <w:b/>
+                <w:bCs/>
+                <w:sz w:val="20"/>
+                <w:szCs w:val="20"/>
+              </w:rPr>
+              <w:t xml:space="preserve">점검 결과(입력)</w:t>
+            </w:r>
+          </w:p>
+        </w:tc>
+        <w:tc>
+          <w:tcPr>
+            <w:tcW w:type="dxa" w:w="1133"/>
+            <w:tcBorders>
+              <w:top w:val="single" w:color="000000" w:sz="4"/>
+              <w:left w:val="single" w:color="000000" w:sz="4"/>
+              <w:bottom w:val="single" w:color="000000" w:sz="4"/>
+              <w:right w:val="single" w:color="000000" w:sz="4"/>
+            </w:tcBorders>
+            <w:shd w:fill="E8E8E8" w:color="auto" w:val="clear"/>
+            <w:tcMar>
+              <w:top w:type="dxa" w:w="170"/>
+              <w:left w:type="dxa" w:w="170"/>
+              <w:bottom w:type="dxa" w:w="170"/>
+              <w:right w:type="dxa" w:w="170"/>
+            </w:tcMar>
+            <w:vAlign w:val="center"/>
+          </w:tcPr>
+          <w:p>
+            <w:pPr>
+              <w:jc w:val="center"/>
+            </w:pPr>
+            <w:r>
+              <w:rPr>
+                <w:rFonts w:ascii="NanumGothic" w:cs="NanumGothic" w:eastAsia="NanumGothic" w:hAnsi="NanumGothic"/>
+                <w:b/>
+                <w:bCs/>
+                <w:sz w:val="20"/>
+                <w:szCs w:val="20"/>
+              </w:rPr>
+              <w:t xml:space="preserve">개선/비고</w:t>
             </w:r>
           </w:p>
         </w:tc>
@@ -428,71 +498,135 @@
         </w:tc>
         <w:tc>
           <w:tcPr>
-            <w:tcW w:type="dxa" w:w="5102"/>
-            <w:tcBorders>
-              <w:top w:val="single" w:color="000000" w:sz="4"/>
-              <w:left w:val="single" w:color="000000" w:sz="4"/>
-              <w:bottom w:val="single" w:color="000000" w:sz="4"/>
-              <w:right w:val="single" w:color="000000" w:sz="4"/>
-            </w:tcBorders>
-            <w:shd w:fill="ffffff" w:color="auto" w:val="clear"/>
-            <w:tcMar>
-              <w:top w:type="dxa" w:w="170"/>
-              <w:left w:type="dxa" w:w="170"/>
-              <w:bottom w:type="dxa" w:w="170"/>
-              <w:right w:type="dxa" w:w="170"/>
-            </w:tcMar>
-            <w:vAlign w:val="center"/>
-          </w:tcPr>
-          <w:p>
-            <w:pPr>
-              <w:jc w:val="left"/>
-            </w:pPr>
-            <w:r>
-              <w:rPr>
-                <w:rFonts w:ascii="NanumGothic" w:cs="NanumGothic" w:eastAsia="NanumGothic" w:hAnsi="NanumGothic"/>
-                <w:sz w:val="20"/>
-                <w:szCs w:val="20"/>
-              </w:rPr>
-              <w:t xml:space="preserve"/>
-            </w:r>
-          </w:p>
-        </w:tc>
-        <w:tc>
-          <w:tcPr>
-            <w:tcW w:type="dxa" w:w="1700"/>
-            <w:tcBorders>
-              <w:top w:val="single" w:color="000000" w:sz="4"/>
-              <w:left w:val="single" w:color="000000" w:sz="4"/>
-              <w:bottom w:val="single" w:color="000000" w:sz="4"/>
-              <w:right w:val="single" w:color="000000" w:sz="4"/>
-            </w:tcBorders>
-            <w:shd w:fill="ffffff" w:color="auto" w:val="clear"/>
-            <w:tcMar>
-              <w:top w:type="dxa" w:w="170"/>
-              <w:left w:type="dxa" w:w="170"/>
-              <w:bottom w:type="dxa" w:w="170"/>
-              <w:right w:type="dxa" w:w="170"/>
-            </w:tcMar>
-            <w:vAlign w:val="center"/>
-          </w:tcPr>
-          <w:p>
-            <w:pPr>
-              <w:jc w:val="left"/>
-            </w:pPr>
-            <w:r>
-              <w:rPr>
-                <w:rFonts w:ascii="NanumGothic" w:cs="NanumGothic" w:eastAsia="NanumGothic" w:hAnsi="NanumGothic"/>
-                <w:sz w:val="20"/>
-                <w:szCs w:val="20"/>
-              </w:rPr>
-              <w:t xml:space="preserve"/>
-            </w:r>
-          </w:p>
-        </w:tc>
-        <w:tc>
-          <w:tcPr>
-            <w:tcW w:type="dxa" w:w="2267"/>
+            <w:tcW w:type="dxa" w:w="3174"/>
+            <w:tcBorders>
+              <w:top w:val="single" w:color="000000" w:sz="4"/>
+              <w:left w:val="single" w:color="000000" w:sz="4"/>
+              <w:bottom w:val="single" w:color="000000" w:sz="4"/>
+              <w:right w:val="single" w:color="000000" w:sz="4"/>
+            </w:tcBorders>
+            <w:shd w:fill="ffffff" w:color="auto" w:val="clear"/>
+            <w:tcMar>
+              <w:top w:type="dxa" w:w="170"/>
+              <w:left w:type="dxa" w:w="170"/>
+              <w:bottom w:type="dxa" w:w="170"/>
+              <w:right w:type="dxa" w:w="170"/>
+            </w:tcMar>
+            <w:vAlign w:val="center"/>
+          </w:tcPr>
+          <w:p>
+            <w:pPr>
+              <w:jc w:val="left"/>
+            </w:pPr>
+            <w:r>
+              <w:rPr>
+                <w:rFonts w:ascii="NanumGothic" w:cs="NanumGothic" w:eastAsia="NanumGothic" w:hAnsi="NanumGothic"/>
+                <w:sz w:val="20"/>
+                <w:szCs w:val="20"/>
+              </w:rPr>
+              <w:t xml:space="preserve"/>
+            </w:r>
+          </w:p>
+        </w:tc>
+        <w:tc>
+          <w:tcPr>
+            <w:tcW w:type="dxa" w:w="1927"/>
+            <w:tcBorders>
+              <w:top w:val="single" w:color="000000" w:sz="4"/>
+              <w:left w:val="single" w:color="000000" w:sz="4"/>
+              <w:bottom w:val="single" w:color="000000" w:sz="4"/>
+              <w:right w:val="single" w:color="000000" w:sz="4"/>
+            </w:tcBorders>
+            <w:shd w:fill="ffffff" w:color="auto" w:val="clear"/>
+            <w:tcMar>
+              <w:top w:type="dxa" w:w="170"/>
+              <w:left w:type="dxa" w:w="170"/>
+              <w:bottom w:type="dxa" w:w="170"/>
+              <w:right w:type="dxa" w:w="170"/>
+            </w:tcMar>
+            <w:vAlign w:val="center"/>
+          </w:tcPr>
+          <w:p>
+            <w:pPr>
+              <w:jc w:val="left"/>
+            </w:pPr>
+            <w:r>
+              <w:rPr>
+                <w:rFonts w:ascii="NanumGothic" w:cs="NanumGothic" w:eastAsia="NanumGothic" w:hAnsi="NanumGothic"/>
+                <w:sz w:val="20"/>
+                <w:szCs w:val="20"/>
+              </w:rPr>
+              <w:t xml:space="preserve"/>
+            </w:r>
+          </w:p>
+        </w:tc>
+        <w:tc>
+          <w:tcPr>
+            <w:tcW w:type="dxa" w:w="1360"/>
+            <w:tcBorders>
+              <w:top w:val="single" w:color="000000" w:sz="4"/>
+              <w:left w:val="single" w:color="000000" w:sz="4"/>
+              <w:bottom w:val="single" w:color="000000" w:sz="4"/>
+              <w:right w:val="single" w:color="000000" w:sz="4"/>
+            </w:tcBorders>
+            <w:shd w:fill="ffffff" w:color="auto" w:val="clear"/>
+            <w:tcMar>
+              <w:top w:type="dxa" w:w="170"/>
+              <w:left w:type="dxa" w:w="170"/>
+              <w:bottom w:type="dxa" w:w="170"/>
+              <w:right w:type="dxa" w:w="170"/>
+            </w:tcMar>
+            <w:vAlign w:val="center"/>
+          </w:tcPr>
+          <w:p>
+            <w:pPr>
+              <w:jc w:val="left"/>
+            </w:pPr>
+            <w:r>
+              <w:rPr>
+                <w:rFonts w:ascii="NanumGothic" w:cs="NanumGothic" w:eastAsia="NanumGothic" w:hAnsi="NanumGothic"/>
+                <w:sz w:val="20"/>
+                <w:szCs w:val="20"/>
+              </w:rPr>
+              <w:t xml:space="preserve"/>
+            </w:r>
+          </w:p>
+        </w:tc>
+        <w:tc>
+          <w:tcPr>
+            <w:tcW w:type="dxa" w:w="1474"/>
+            <w:tcBorders>
+              <w:top w:val="single" w:color="000000" w:sz="4"/>
+              <w:left w:val="single" w:color="000000" w:sz="4"/>
+              <w:bottom w:val="single" w:color="000000" w:sz="4"/>
+              <w:right w:val="single" w:color="000000" w:sz="4"/>
+            </w:tcBorders>
+            <w:shd w:fill="ffffff" w:color="auto" w:val="clear"/>
+            <w:tcMar>
+              <w:top w:type="dxa" w:w="170"/>
+              <w:left w:type="dxa" w:w="170"/>
+              <w:bottom w:type="dxa" w:w="170"/>
+              <w:right w:type="dxa" w:w="170"/>
+            </w:tcMar>
+            <w:vAlign w:val="center"/>
+          </w:tcPr>
+          <w:p>
+            <w:pPr>
+              <w:jc w:val="left"/>
+            </w:pPr>
+            <w:r>
+              <w:rPr>
+                <w:rFonts w:ascii="NanumGothic" w:cs="NanumGothic" w:eastAsia="NanumGothic" w:hAnsi="NanumGothic"/>
+                <w:sz w:val="20"/>
+                <w:szCs w:val="20"/>
+              </w:rPr>
+              <w:t xml:space="preserve"/>
+            </w:r>
+          </w:p>
+        </w:tc>
+        <w:tc>
+          <w:tcPr>
+            <w:tcW w:type="dxa" w:w="1133"/>
             <w:tcBorders>
               <w:top w:val="single" w:color="000000" w:sz="4"/>
               <w:left w:val="single" w:color="000000" w:sz="4"/>
@@ -561,7 +695,7 @@
         </w:tc>
         <w:tc>
           <w:tcPr>
-            <w:tcW w:type="dxa" w:w="5102"/>
+            <w:tcW w:type="dxa" w:w="3174"/>
             <w:tcBorders>
               <w:top w:val="single" w:color="000000" w:sz="4"/>
               <w:left w:val="single" w:color="000000" w:sz="4"/>
@@ -593,7 +727,7 @@
         </w:tc>
         <w:tc>
           <w:tcPr>
-            <w:tcW w:type="dxa" w:w="1700"/>
+            <w:tcW w:type="dxa" w:w="1927"/>
             <w:tcBorders>
               <w:top w:val="single" w:color="000000" w:sz="4"/>
               <w:left w:val="single" w:color="000000" w:sz="4"/>
@@ -625,7 +759,71 @@
         </w:tc>
         <w:tc>
           <w:tcPr>
-            <w:tcW w:type="dxa" w:w="2267"/>
+            <w:tcW w:type="dxa" w:w="1360"/>
+            <w:tcBorders>
+              <w:top w:val="single" w:color="000000" w:sz="4"/>
+              <w:left w:val="single" w:color="000000" w:sz="4"/>
+              <w:bottom w:val="single" w:color="000000" w:sz="4"/>
+              <w:right w:val="single" w:color="000000" w:sz="4"/>
+            </w:tcBorders>
+            <w:shd w:fill="F5F5F5" w:color="auto" w:val="clear"/>
+            <w:tcMar>
+              <w:top w:type="dxa" w:w="170"/>
+              <w:left w:type="dxa" w:w="170"/>
+              <w:bottom w:type="dxa" w:w="170"/>
+              <w:right w:type="dxa" w:w="170"/>
+            </w:tcMar>
+            <w:vAlign w:val="center"/>
+          </w:tcPr>
+          <w:p>
+            <w:pPr>
+              <w:jc w:val="left"/>
+            </w:pPr>
+            <w:r>
+              <w:rPr>
+                <w:rFonts w:ascii="NanumGothic" w:cs="NanumGothic" w:eastAsia="NanumGothic" w:hAnsi="NanumGothic"/>
+                <w:sz w:val="20"/>
+                <w:szCs w:val="20"/>
+              </w:rPr>
+              <w:t xml:space="preserve"/>
+            </w:r>
+          </w:p>
+        </w:tc>
+        <w:tc>
+          <w:tcPr>
+            <w:tcW w:type="dxa" w:w="1474"/>
+            <w:tcBorders>
+              <w:top w:val="single" w:color="000000" w:sz="4"/>
+              <w:left w:val="single" w:color="000000" w:sz="4"/>
+              <w:bottom w:val="single" w:color="000000" w:sz="4"/>
+              <w:right w:val="single" w:color="000000" w:sz="4"/>
+            </w:tcBorders>
+            <w:shd w:fill="F5F5F5" w:color="auto" w:val="clear"/>
+            <w:tcMar>
+              <w:top w:type="dxa" w:w="170"/>
+              <w:left w:type="dxa" w:w="170"/>
+              <w:bottom w:type="dxa" w:w="170"/>
+              <w:right w:type="dxa" w:w="170"/>
+            </w:tcMar>
+            <w:vAlign w:val="center"/>
+          </w:tcPr>
+          <w:p>
+            <w:pPr>
+              <w:jc w:val="left"/>
+            </w:pPr>
+            <w:r>
+              <w:rPr>
+                <w:rFonts w:ascii="NanumGothic" w:cs="NanumGothic" w:eastAsia="NanumGothic" w:hAnsi="NanumGothic"/>
+                <w:sz w:val="20"/>
+                <w:szCs w:val="20"/>
+              </w:rPr>
+              <w:t xml:space="preserve"/>
+            </w:r>
+          </w:p>
+        </w:tc>
+        <w:tc>
+          <w:tcPr>
+            <w:tcW w:type="dxa" w:w="1133"/>
             <w:tcBorders>
               <w:top w:val="single" w:color="000000" w:sz="4"/>
               <w:left w:val="single" w:color="000000" w:sz="4"/>
@@ -694,71 +892,135 @@
         </w:tc>
         <w:tc>
           <w:tcPr>
-            <w:tcW w:type="dxa" w:w="5102"/>
-            <w:tcBorders>
-              <w:top w:val="single" w:color="000000" w:sz="4"/>
-              <w:left w:val="single" w:color="000000" w:sz="4"/>
-              <w:bottom w:val="single" w:color="000000" w:sz="4"/>
-              <w:right w:val="single" w:color="000000" w:sz="4"/>
-            </w:tcBorders>
-            <w:shd w:fill="ffffff" w:color="auto" w:val="clear"/>
-            <w:tcMar>
-              <w:top w:type="dxa" w:w="170"/>
-              <w:left w:type="dxa" w:w="170"/>
-              <w:bottom w:type="dxa" w:w="170"/>
-              <w:right w:type="dxa" w:w="170"/>
-            </w:tcMar>
-            <w:vAlign w:val="center"/>
-          </w:tcPr>
-          <w:p>
-            <w:pPr>
-              <w:jc w:val="left"/>
-            </w:pPr>
-            <w:r>
-              <w:rPr>
-                <w:rFonts w:ascii="NanumGothic" w:cs="NanumGothic" w:eastAsia="NanumGothic" w:hAnsi="NanumGothic"/>
-                <w:sz w:val="20"/>
-                <w:szCs w:val="20"/>
-              </w:rPr>
-              <w:t xml:space="preserve"/>
-            </w:r>
-          </w:p>
-        </w:tc>
-        <w:tc>
-          <w:tcPr>
-            <w:tcW w:type="dxa" w:w="1700"/>
-            <w:tcBorders>
-              <w:top w:val="single" w:color="000000" w:sz="4"/>
-              <w:left w:val="single" w:color="000000" w:sz="4"/>
-              <w:bottom w:val="single" w:color="000000" w:sz="4"/>
-              <w:right w:val="single" w:color="000000" w:sz="4"/>
-            </w:tcBorders>
-            <w:shd w:fill="ffffff" w:color="auto" w:val="clear"/>
-            <w:tcMar>
-              <w:top w:type="dxa" w:w="170"/>
-              <w:left w:type="dxa" w:w="170"/>
-              <w:bottom w:type="dxa" w:w="170"/>
-              <w:right w:type="dxa" w:w="170"/>
-            </w:tcMar>
-            <w:vAlign w:val="center"/>
-          </w:tcPr>
-          <w:p>
-            <w:pPr>
-              <w:jc w:val="left"/>
-            </w:pPr>
-            <w:r>
-              <w:rPr>
-                <w:rFonts w:ascii="NanumGothic" w:cs="NanumGothic" w:eastAsia="NanumGothic" w:hAnsi="NanumGothic"/>
-                <w:sz w:val="20"/>
-                <w:szCs w:val="20"/>
-              </w:rPr>
-              <w:t xml:space="preserve"/>
-            </w:r>
-          </w:p>
-        </w:tc>
-        <w:tc>
-          <w:tcPr>
-            <w:tcW w:type="dxa" w:w="2267"/>
+            <w:tcW w:type="dxa" w:w="3174"/>
+            <w:tcBorders>
+              <w:top w:val="single" w:color="000000" w:sz="4"/>
+              <w:left w:val="single" w:color="000000" w:sz="4"/>
+              <w:bottom w:val="single" w:color="000000" w:sz="4"/>
+              <w:right w:val="single" w:color="000000" w:sz="4"/>
+            </w:tcBorders>
+            <w:shd w:fill="ffffff" w:color="auto" w:val="clear"/>
+            <w:tcMar>
+              <w:top w:type="dxa" w:w="170"/>
+              <w:left w:type="dxa" w:w="170"/>
+              <w:bottom w:type="dxa" w:w="170"/>
+              <w:right w:type="dxa" w:w="170"/>
+            </w:tcMar>
+            <w:vAlign w:val="center"/>
+          </w:tcPr>
+          <w:p>
+            <w:pPr>
+              <w:jc w:val="left"/>
+            </w:pPr>
+            <w:r>
+              <w:rPr>
+                <w:rFonts w:ascii="NanumGothic" w:cs="NanumGothic" w:eastAsia="NanumGothic" w:hAnsi="NanumGothic"/>
+                <w:sz w:val="20"/>
+                <w:szCs w:val="20"/>
+              </w:rPr>
+              <w:t xml:space="preserve"/>
+            </w:r>
+          </w:p>
+        </w:tc>
+        <w:tc>
+          <w:tcPr>
+            <w:tcW w:type="dxa" w:w="1927"/>
+            <w:tcBorders>
+              <w:top w:val="single" w:color="000000" w:sz="4"/>
+              <w:left w:val="single" w:color="000000" w:sz="4"/>
+              <w:bottom w:val="single" w:color="000000" w:sz="4"/>
+              <w:right w:val="single" w:color="000000" w:sz="4"/>
+            </w:tcBorders>
+            <w:shd w:fill="ffffff" w:color="auto" w:val="clear"/>
+            <w:tcMar>
+              <w:top w:type="dxa" w:w="170"/>
+              <w:left w:type="dxa" w:w="170"/>
+              <w:bottom w:type="dxa" w:w="170"/>
+              <w:right w:type="dxa" w:w="170"/>
+            </w:tcMar>
+            <w:vAlign w:val="center"/>
+          </w:tcPr>
+          <w:p>
+            <w:pPr>
+              <w:jc w:val="left"/>
+            </w:pPr>
+            <w:r>
+              <w:rPr>
+                <w:rFonts w:ascii="NanumGothic" w:cs="NanumGothic" w:eastAsia="NanumGothic" w:hAnsi="NanumGothic"/>
+                <w:sz w:val="20"/>
+                <w:szCs w:val="20"/>
+              </w:rPr>
+              <w:t xml:space="preserve"/>
+            </w:r>
+          </w:p>
+        </w:tc>
+        <w:tc>
+          <w:tcPr>
+            <w:tcW w:type="dxa" w:w="1360"/>
+            <w:tcBorders>
+              <w:top w:val="single" w:color="000000" w:sz="4"/>
+              <w:left w:val="single" w:color="000000" w:sz="4"/>
+              <w:bottom w:val="single" w:color="000000" w:sz="4"/>
+              <w:right w:val="single" w:color="000000" w:sz="4"/>
+            </w:tcBorders>
+            <w:shd w:fill="ffffff" w:color="auto" w:val="clear"/>
+            <w:tcMar>
+              <w:top w:type="dxa" w:w="170"/>
+              <w:left w:type="dxa" w:w="170"/>
+              <w:bottom w:type="dxa" w:w="170"/>
+              <w:right w:type="dxa" w:w="170"/>
+            </w:tcMar>
+            <w:vAlign w:val="center"/>
+          </w:tcPr>
+          <w:p>
+            <w:pPr>
+              <w:jc w:val="left"/>
+            </w:pPr>
+            <w:r>
+              <w:rPr>
+                <w:rFonts w:ascii="NanumGothic" w:cs="NanumGothic" w:eastAsia="NanumGothic" w:hAnsi="NanumGothic"/>
+                <w:sz w:val="20"/>
+                <w:szCs w:val="20"/>
+              </w:rPr>
+              <w:t xml:space="preserve"/>
+            </w:r>
+          </w:p>
+        </w:tc>
+        <w:tc>
+          <w:tcPr>
+            <w:tcW w:type="dxa" w:w="1474"/>
+            <w:tcBorders>
+              <w:top w:val="single" w:color="000000" w:sz="4"/>
+              <w:left w:val="single" w:color="000000" w:sz="4"/>
+              <w:bottom w:val="single" w:color="000000" w:sz="4"/>
+              <w:right w:val="single" w:color="000000" w:sz="4"/>
+            </w:tcBorders>
+            <w:shd w:fill="ffffff" w:color="auto" w:val="clear"/>
+            <w:tcMar>
+              <w:top w:type="dxa" w:w="170"/>
+              <w:left w:type="dxa" w:w="170"/>
+              <w:bottom w:type="dxa" w:w="170"/>
+              <w:right w:type="dxa" w:w="170"/>
+            </w:tcMar>
+            <w:vAlign w:val="center"/>
+          </w:tcPr>
+          <w:p>
+            <w:pPr>
+              <w:jc w:val="left"/>
+            </w:pPr>
+            <w:r>
+              <w:rPr>
+                <w:rFonts w:ascii="NanumGothic" w:cs="NanumGothic" w:eastAsia="NanumGothic" w:hAnsi="NanumGothic"/>
+                <w:sz w:val="20"/>
+                <w:szCs w:val="20"/>
+              </w:rPr>
+              <w:t xml:space="preserve"/>
+            </w:r>
+          </w:p>
+        </w:tc>
+        <w:tc>
+          <w:tcPr>
+            <w:tcW w:type="dxa" w:w="1133"/>
             <w:tcBorders>
               <w:top w:val="single" w:color="000000" w:sz="4"/>
               <w:left w:val="single" w:color="000000" w:sz="4"/>
@@ -827,7 +1089,7 @@
         </w:tc>
         <w:tc>
           <w:tcPr>
-            <w:tcW w:type="dxa" w:w="5102"/>
+            <w:tcW w:type="dxa" w:w="3174"/>
             <w:tcBorders>
               <w:top w:val="single" w:color="000000" w:sz="4"/>
               <w:left w:val="single" w:color="000000" w:sz="4"/>
@@ -859,7 +1121,7 @@
         </w:tc>
         <w:tc>
           <w:tcPr>
-            <w:tcW w:type="dxa" w:w="1700"/>
+            <w:tcW w:type="dxa" w:w="1927"/>
             <w:tcBorders>
               <w:top w:val="single" w:color="000000" w:sz="4"/>
               <w:left w:val="single" w:color="000000" w:sz="4"/>
@@ -891,7 +1153,71 @@
         </w:tc>
         <w:tc>
           <w:tcPr>
-            <w:tcW w:type="dxa" w:w="2267"/>
+            <w:tcW w:type="dxa" w:w="1360"/>
+            <w:tcBorders>
+              <w:top w:val="single" w:color="000000" w:sz="4"/>
+              <w:left w:val="single" w:color="000000" w:sz="4"/>
+              <w:bottom w:val="single" w:color="000000" w:sz="4"/>
+              <w:right w:val="single" w:color="000000" w:sz="4"/>
+            </w:tcBorders>
+            <w:shd w:fill="F5F5F5" w:color="auto" w:val="clear"/>
+            <w:tcMar>
+              <w:top w:type="dxa" w:w="170"/>
+              <w:left w:type="dxa" w:w="170"/>
+              <w:bottom w:type="dxa" w:w="170"/>
+              <w:right w:type="dxa" w:w="170"/>
+            </w:tcMar>
+            <w:vAlign w:val="center"/>
+          </w:tcPr>
+          <w:p>
+            <w:pPr>
+              <w:jc w:val="left"/>
+            </w:pPr>
+            <w:r>
+              <w:rPr>
+                <w:rFonts w:ascii="NanumGothic" w:cs="NanumGothic" w:eastAsia="NanumGothic" w:hAnsi="NanumGothic"/>
+                <w:sz w:val="20"/>
+                <w:szCs w:val="20"/>
+              </w:rPr>
+              <w:t xml:space="preserve"/>
+            </w:r>
+          </w:p>
+        </w:tc>
+        <w:tc>
+          <w:tcPr>
+            <w:tcW w:type="dxa" w:w="1474"/>
+            <w:tcBorders>
+              <w:top w:val="single" w:color="000000" w:sz="4"/>
+              <w:left w:val="single" w:color="000000" w:sz="4"/>
+              <w:bottom w:val="single" w:color="000000" w:sz="4"/>
+              <w:right w:val="single" w:color="000000" w:sz="4"/>
+            </w:tcBorders>
+            <w:shd w:fill="F5F5F5" w:color="auto" w:val="clear"/>
+            <w:tcMar>
+              <w:top w:type="dxa" w:w="170"/>
+              <w:left w:type="dxa" w:w="170"/>
+              <w:bottom w:type="dxa" w:w="170"/>
+              <w:right w:type="dxa" w:w="170"/>
+            </w:tcMar>
+            <w:vAlign w:val="center"/>
+          </w:tcPr>
+          <w:p>
+            <w:pPr>
+              <w:jc w:val="left"/>
+            </w:pPr>
+            <w:r>
+              <w:rPr>
+                <w:rFonts w:ascii="NanumGothic" w:cs="NanumGothic" w:eastAsia="NanumGothic" w:hAnsi="NanumGothic"/>
+                <w:sz w:val="20"/>
+                <w:szCs w:val="20"/>
+              </w:rPr>
+              <w:t xml:space="preserve"/>
+            </w:r>
+          </w:p>
+        </w:tc>
+        <w:tc>
+          <w:tcPr>
+            <w:tcW w:type="dxa" w:w="1133"/>
             <w:tcBorders>
               <w:top w:val="single" w:color="000000" w:sz="4"/>
               <w:left w:val="single" w:color="000000" w:sz="4"/>
@@ -960,71 +1286,135 @@
         </w:tc>
         <w:tc>
           <w:tcPr>
-            <w:tcW w:type="dxa" w:w="5102"/>
-            <w:tcBorders>
-              <w:top w:val="single" w:color="000000" w:sz="4"/>
-              <w:left w:val="single" w:color="000000" w:sz="4"/>
-              <w:bottom w:val="single" w:color="000000" w:sz="4"/>
-              <w:right w:val="single" w:color="000000" w:sz="4"/>
-            </w:tcBorders>
-            <w:shd w:fill="ffffff" w:color="auto" w:val="clear"/>
-            <w:tcMar>
-              <w:top w:type="dxa" w:w="170"/>
-              <w:left w:type="dxa" w:w="170"/>
-              <w:bottom w:type="dxa" w:w="170"/>
-              <w:right w:type="dxa" w:w="170"/>
-            </w:tcMar>
-            <w:vAlign w:val="center"/>
-          </w:tcPr>
-          <w:p>
-            <w:pPr>
-              <w:jc w:val="left"/>
-            </w:pPr>
-            <w:r>
-              <w:rPr>
-                <w:rFonts w:ascii="NanumGothic" w:cs="NanumGothic" w:eastAsia="NanumGothic" w:hAnsi="NanumGothic"/>
-                <w:sz w:val="20"/>
-                <w:szCs w:val="20"/>
-              </w:rPr>
-              <w:t xml:space="preserve"/>
-            </w:r>
-          </w:p>
-        </w:tc>
-        <w:tc>
-          <w:tcPr>
-            <w:tcW w:type="dxa" w:w="1700"/>
-            <w:tcBorders>
-              <w:top w:val="single" w:color="000000" w:sz="4"/>
-              <w:left w:val="single" w:color="000000" w:sz="4"/>
-              <w:bottom w:val="single" w:color="000000" w:sz="4"/>
-              <w:right w:val="single" w:color="000000" w:sz="4"/>
-            </w:tcBorders>
-            <w:shd w:fill="ffffff" w:color="auto" w:val="clear"/>
-            <w:tcMar>
-              <w:top w:type="dxa" w:w="170"/>
-              <w:left w:type="dxa" w:w="170"/>
-              <w:bottom w:type="dxa" w:w="170"/>
-              <w:right w:type="dxa" w:w="170"/>
-            </w:tcMar>
-            <w:vAlign w:val="center"/>
-          </w:tcPr>
-          <w:p>
-            <w:pPr>
-              <w:jc w:val="left"/>
-            </w:pPr>
-            <w:r>
-              <w:rPr>
-                <w:rFonts w:ascii="NanumGothic" w:cs="NanumGothic" w:eastAsia="NanumGothic" w:hAnsi="NanumGothic"/>
-                <w:sz w:val="20"/>
-                <w:szCs w:val="20"/>
-              </w:rPr>
-              <w:t xml:space="preserve"/>
-            </w:r>
-          </w:p>
-        </w:tc>
-        <w:tc>
-          <w:tcPr>
-            <w:tcW w:type="dxa" w:w="2267"/>
+            <w:tcW w:type="dxa" w:w="3174"/>
+            <w:tcBorders>
+              <w:top w:val="single" w:color="000000" w:sz="4"/>
+              <w:left w:val="single" w:color="000000" w:sz="4"/>
+              <w:bottom w:val="single" w:color="000000" w:sz="4"/>
+              <w:right w:val="single" w:color="000000" w:sz="4"/>
+            </w:tcBorders>
+            <w:shd w:fill="ffffff" w:color="auto" w:val="clear"/>
+            <w:tcMar>
+              <w:top w:type="dxa" w:w="170"/>
+              <w:left w:type="dxa" w:w="170"/>
+              <w:bottom w:type="dxa" w:w="170"/>
+              <w:right w:type="dxa" w:w="170"/>
+            </w:tcMar>
+            <w:vAlign w:val="center"/>
+          </w:tcPr>
+          <w:p>
+            <w:pPr>
+              <w:jc w:val="left"/>
+            </w:pPr>
+            <w:r>
+              <w:rPr>
+                <w:rFonts w:ascii="NanumGothic" w:cs="NanumGothic" w:eastAsia="NanumGothic" w:hAnsi="NanumGothic"/>
+                <w:sz w:val="20"/>
+                <w:szCs w:val="20"/>
+              </w:rPr>
+              <w:t xml:space="preserve"/>
+            </w:r>
+          </w:p>
+        </w:tc>
+        <w:tc>
+          <w:tcPr>
+            <w:tcW w:type="dxa" w:w="1927"/>
+            <w:tcBorders>
+              <w:top w:val="single" w:color="000000" w:sz="4"/>
+              <w:left w:val="single" w:color="000000" w:sz="4"/>
+              <w:bottom w:val="single" w:color="000000" w:sz="4"/>
+              <w:right w:val="single" w:color="000000" w:sz="4"/>
+            </w:tcBorders>
+            <w:shd w:fill="ffffff" w:color="auto" w:val="clear"/>
+            <w:tcMar>
+              <w:top w:type="dxa" w:w="170"/>
+              <w:left w:type="dxa" w:w="170"/>
+              <w:bottom w:type="dxa" w:w="170"/>
+              <w:right w:type="dxa" w:w="170"/>
+            </w:tcMar>
+            <w:vAlign w:val="center"/>
+          </w:tcPr>
+          <w:p>
+            <w:pPr>
+              <w:jc w:val="left"/>
+            </w:pPr>
+            <w:r>
+              <w:rPr>
+                <w:rFonts w:ascii="NanumGothic" w:cs="NanumGothic" w:eastAsia="NanumGothic" w:hAnsi="NanumGothic"/>
+                <w:sz w:val="20"/>
+                <w:szCs w:val="20"/>
+              </w:rPr>
+              <w:t xml:space="preserve"/>
+            </w:r>
+          </w:p>
+        </w:tc>
+        <w:tc>
+          <w:tcPr>
+            <w:tcW w:type="dxa" w:w="1360"/>
+            <w:tcBorders>
+              <w:top w:val="single" w:color="000000" w:sz="4"/>
+              <w:left w:val="single" w:color="000000" w:sz="4"/>
+              <w:bottom w:val="single" w:color="000000" w:sz="4"/>
+              <w:right w:val="single" w:color="000000" w:sz="4"/>
+            </w:tcBorders>
+            <w:shd w:fill="ffffff" w:color="auto" w:val="clear"/>
+            <w:tcMar>
+              <w:top w:type="dxa" w:w="170"/>
+              <w:left w:type="dxa" w:w="170"/>
+              <w:bottom w:type="dxa" w:w="170"/>
+              <w:right w:type="dxa" w:w="170"/>
+            </w:tcMar>
+            <w:vAlign w:val="center"/>
+          </w:tcPr>
+          <w:p>
+            <w:pPr>
+              <w:jc w:val="left"/>
+            </w:pPr>
+            <w:r>
+              <w:rPr>
+                <w:rFonts w:ascii="NanumGothic" w:cs="NanumGothic" w:eastAsia="NanumGothic" w:hAnsi="NanumGothic"/>
+                <w:sz w:val="20"/>
+                <w:szCs w:val="20"/>
+              </w:rPr>
+              <w:t xml:space="preserve"/>
+            </w:r>
+          </w:p>
+        </w:tc>
+        <w:tc>
+          <w:tcPr>
+            <w:tcW w:type="dxa" w:w="1474"/>
+            <w:tcBorders>
+              <w:top w:val="single" w:color="000000" w:sz="4"/>
+              <w:left w:val="single" w:color="000000" w:sz="4"/>
+              <w:bottom w:val="single" w:color="000000" w:sz="4"/>
+              <w:right w:val="single" w:color="000000" w:sz="4"/>
+            </w:tcBorders>
+            <w:shd w:fill="ffffff" w:color="auto" w:val="clear"/>
+            <w:tcMar>
+              <w:top w:type="dxa" w:w="170"/>
+              <w:left w:type="dxa" w:w="170"/>
+              <w:bottom w:type="dxa" w:w="170"/>
+              <w:right w:type="dxa" w:w="170"/>
+            </w:tcMar>
+            <w:vAlign w:val="center"/>
+          </w:tcPr>
+          <w:p>
+            <w:pPr>
+              <w:jc w:val="left"/>
+            </w:pPr>
+            <w:r>
+              <w:rPr>
+                <w:rFonts w:ascii="NanumGothic" w:cs="NanumGothic" w:eastAsia="NanumGothic" w:hAnsi="NanumGothic"/>
+                <w:sz w:val="20"/>
+                <w:szCs w:val="20"/>
+              </w:rPr>
+              <w:t xml:space="preserve"/>
+            </w:r>
+          </w:p>
+        </w:tc>
+        <w:tc>
+          <w:tcPr>
+            <w:tcW w:type="dxa" w:w="1133"/>
             <w:tcBorders>
               <w:top w:val="single" w:color="000000" w:sz="4"/>
               <w:left w:val="single" w:color="000000" w:sz="4"/>
@@ -1093,7 +1483,7 @@
         </w:tc>
         <w:tc>
           <w:tcPr>
-            <w:tcW w:type="dxa" w:w="5102"/>
+            <w:tcW w:type="dxa" w:w="3174"/>
             <w:tcBorders>
               <w:top w:val="single" w:color="000000" w:sz="4"/>
               <w:left w:val="single" w:color="000000" w:sz="4"/>
@@ -1125,7 +1515,7 @@
         </w:tc>
         <w:tc>
           <w:tcPr>
-            <w:tcW w:type="dxa" w:w="1700"/>
+            <w:tcW w:type="dxa" w:w="1927"/>
             <w:tcBorders>
               <w:top w:val="single" w:color="000000" w:sz="4"/>
               <w:left w:val="single" w:color="000000" w:sz="4"/>
@@ -1157,7 +1547,71 @@
         </w:tc>
         <w:tc>
           <w:tcPr>
-            <w:tcW w:type="dxa" w:w="2267"/>
+            <w:tcW w:type="dxa" w:w="1360"/>
+            <w:tcBorders>
+              <w:top w:val="single" w:color="000000" w:sz="4"/>
+              <w:left w:val="single" w:color="000000" w:sz="4"/>
+              <w:bottom w:val="single" w:color="000000" w:sz="4"/>
+              <w:right w:val="single" w:color="000000" w:sz="4"/>
+            </w:tcBorders>
+            <w:shd w:fill="F5F5F5" w:color="auto" w:val="clear"/>
+            <w:tcMar>
+              <w:top w:type="dxa" w:w="170"/>
+              <w:left w:type="dxa" w:w="170"/>
+              <w:bottom w:type="dxa" w:w="170"/>
+              <w:right w:type="dxa" w:w="170"/>
+            </w:tcMar>
+            <w:vAlign w:val="center"/>
+          </w:tcPr>
+          <w:p>
+            <w:pPr>
+              <w:jc w:val="left"/>
+            </w:pPr>
+            <w:r>
+              <w:rPr>
+                <w:rFonts w:ascii="NanumGothic" w:cs="NanumGothic" w:eastAsia="NanumGothic" w:hAnsi="NanumGothic"/>
+                <w:sz w:val="20"/>
+                <w:szCs w:val="20"/>
+              </w:rPr>
+              <w:t xml:space="preserve"/>
+            </w:r>
+          </w:p>
+        </w:tc>
+        <w:tc>
+          <w:tcPr>
+            <w:tcW w:type="dxa" w:w="1474"/>
+            <w:tcBorders>
+              <w:top w:val="single" w:color="000000" w:sz="4"/>
+              <w:left w:val="single" w:color="000000" w:sz="4"/>
+              <w:bottom w:val="single" w:color="000000" w:sz="4"/>
+              <w:right w:val="single" w:color="000000" w:sz="4"/>
+            </w:tcBorders>
+            <w:shd w:fill="F5F5F5" w:color="auto" w:val="clear"/>
+            <w:tcMar>
+              <w:top w:type="dxa" w:w="170"/>
+              <w:left w:type="dxa" w:w="170"/>
+              <w:bottom w:type="dxa" w:w="170"/>
+              <w:right w:type="dxa" w:w="170"/>
+            </w:tcMar>
+            <w:vAlign w:val="center"/>
+          </w:tcPr>
+          <w:p>
+            <w:pPr>
+              <w:jc w:val="left"/>
+            </w:pPr>
+            <w:r>
+              <w:rPr>
+                <w:rFonts w:ascii="NanumGothic" w:cs="NanumGothic" w:eastAsia="NanumGothic" w:hAnsi="NanumGothic"/>
+                <w:sz w:val="20"/>
+                <w:szCs w:val="20"/>
+              </w:rPr>
+              <w:t xml:space="preserve"/>
+            </w:r>
+          </w:p>
+        </w:tc>
+        <w:tc>
+          <w:tcPr>
+            <w:tcW w:type="dxa" w:w="1133"/>
             <w:tcBorders>
               <w:top w:val="single" w:color="000000" w:sz="4"/>
               <w:left w:val="single" w:color="000000" w:sz="4"/>
@@ -1226,71 +1680,135 @@
         </w:tc>
         <w:tc>
           <w:tcPr>
-            <w:tcW w:type="dxa" w:w="5102"/>
-            <w:tcBorders>
-              <w:top w:val="single" w:color="000000" w:sz="4"/>
-              <w:left w:val="single" w:color="000000" w:sz="4"/>
-              <w:bottom w:val="single" w:color="000000" w:sz="4"/>
-              <w:right w:val="single" w:color="000000" w:sz="4"/>
-            </w:tcBorders>
-            <w:shd w:fill="ffffff" w:color="auto" w:val="clear"/>
-            <w:tcMar>
-              <w:top w:type="dxa" w:w="170"/>
-              <w:left w:type="dxa" w:w="170"/>
-              <w:bottom w:type="dxa" w:w="170"/>
-              <w:right w:type="dxa" w:w="170"/>
-            </w:tcMar>
-            <w:vAlign w:val="center"/>
-          </w:tcPr>
-          <w:p>
-            <w:pPr>
-              <w:jc w:val="left"/>
-            </w:pPr>
-            <w:r>
-              <w:rPr>
-                <w:rFonts w:ascii="NanumGothic" w:cs="NanumGothic" w:eastAsia="NanumGothic" w:hAnsi="NanumGothic"/>
-                <w:sz w:val="20"/>
-                <w:szCs w:val="20"/>
-              </w:rPr>
-              <w:t xml:space="preserve"/>
-            </w:r>
-          </w:p>
-        </w:tc>
-        <w:tc>
-          <w:tcPr>
-            <w:tcW w:type="dxa" w:w="1700"/>
-            <w:tcBorders>
-              <w:top w:val="single" w:color="000000" w:sz="4"/>
-              <w:left w:val="single" w:color="000000" w:sz="4"/>
-              <w:bottom w:val="single" w:color="000000" w:sz="4"/>
-              <w:right w:val="single" w:color="000000" w:sz="4"/>
-            </w:tcBorders>
-            <w:shd w:fill="ffffff" w:color="auto" w:val="clear"/>
-            <w:tcMar>
-              <w:top w:type="dxa" w:w="170"/>
-              <w:left w:type="dxa" w:w="170"/>
-              <w:bottom w:type="dxa" w:w="170"/>
-              <w:right w:type="dxa" w:w="170"/>
-            </w:tcMar>
-            <w:vAlign w:val="center"/>
-          </w:tcPr>
-          <w:p>
-            <w:pPr>
-              <w:jc w:val="left"/>
-            </w:pPr>
-            <w:r>
-              <w:rPr>
-                <w:rFonts w:ascii="NanumGothic" w:cs="NanumGothic" w:eastAsia="NanumGothic" w:hAnsi="NanumGothic"/>
-                <w:sz w:val="20"/>
-                <w:szCs w:val="20"/>
-              </w:rPr>
-              <w:t xml:space="preserve"/>
-            </w:r>
-          </w:p>
-        </w:tc>
-        <w:tc>
-          <w:tcPr>
-            <w:tcW w:type="dxa" w:w="2267"/>
+            <w:tcW w:type="dxa" w:w="3174"/>
+            <w:tcBorders>
+              <w:top w:val="single" w:color="000000" w:sz="4"/>
+              <w:left w:val="single" w:color="000000" w:sz="4"/>
+              <w:bottom w:val="single" w:color="000000" w:sz="4"/>
+              <w:right w:val="single" w:color="000000" w:sz="4"/>
+            </w:tcBorders>
+            <w:shd w:fill="ffffff" w:color="auto" w:val="clear"/>
+            <w:tcMar>
+              <w:top w:type="dxa" w:w="170"/>
+              <w:left w:type="dxa" w:w="170"/>
+              <w:bottom w:type="dxa" w:w="170"/>
+              <w:right w:type="dxa" w:w="170"/>
+            </w:tcMar>
+            <w:vAlign w:val="center"/>
+          </w:tcPr>
+          <w:p>
+            <w:pPr>
+              <w:jc w:val="left"/>
+            </w:pPr>
+            <w:r>
+              <w:rPr>
+                <w:rFonts w:ascii="NanumGothic" w:cs="NanumGothic" w:eastAsia="NanumGothic" w:hAnsi="NanumGothic"/>
+                <w:sz w:val="20"/>
+                <w:szCs w:val="20"/>
+              </w:rPr>
+              <w:t xml:space="preserve"/>
+            </w:r>
+          </w:p>
+        </w:tc>
+        <w:tc>
+          <w:tcPr>
+            <w:tcW w:type="dxa" w:w="1927"/>
+            <w:tcBorders>
+              <w:top w:val="single" w:color="000000" w:sz="4"/>
+              <w:left w:val="single" w:color="000000" w:sz="4"/>
+              <w:bottom w:val="single" w:color="000000" w:sz="4"/>
+              <w:right w:val="single" w:color="000000" w:sz="4"/>
+            </w:tcBorders>
+            <w:shd w:fill="ffffff" w:color="auto" w:val="clear"/>
+            <w:tcMar>
+              <w:top w:type="dxa" w:w="170"/>
+              <w:left w:type="dxa" w:w="170"/>
+              <w:bottom w:type="dxa" w:w="170"/>
+              <w:right w:type="dxa" w:w="170"/>
+            </w:tcMar>
+            <w:vAlign w:val="center"/>
+          </w:tcPr>
+          <w:p>
+            <w:pPr>
+              <w:jc w:val="left"/>
+            </w:pPr>
+            <w:r>
+              <w:rPr>
+                <w:rFonts w:ascii="NanumGothic" w:cs="NanumGothic" w:eastAsia="NanumGothic" w:hAnsi="NanumGothic"/>
+                <w:sz w:val="20"/>
+                <w:szCs w:val="20"/>
+              </w:rPr>
+              <w:t xml:space="preserve"/>
+            </w:r>
+          </w:p>
+        </w:tc>
+        <w:tc>
+          <w:tcPr>
+            <w:tcW w:type="dxa" w:w="1360"/>
+            <w:tcBorders>
+              <w:top w:val="single" w:color="000000" w:sz="4"/>
+              <w:left w:val="single" w:color="000000" w:sz="4"/>
+              <w:bottom w:val="single" w:color="000000" w:sz="4"/>
+              <w:right w:val="single" w:color="000000" w:sz="4"/>
+            </w:tcBorders>
+            <w:shd w:fill="ffffff" w:color="auto" w:val="clear"/>
+            <w:tcMar>
+              <w:top w:type="dxa" w:w="170"/>
+              <w:left w:type="dxa" w:w="170"/>
+              <w:bottom w:type="dxa" w:w="170"/>
+              <w:right w:type="dxa" w:w="170"/>
+            </w:tcMar>
+            <w:vAlign w:val="center"/>
+          </w:tcPr>
+          <w:p>
+            <w:pPr>
+              <w:jc w:val="left"/>
+            </w:pPr>
+            <w:r>
+              <w:rPr>
+                <w:rFonts w:ascii="NanumGothic" w:cs="NanumGothic" w:eastAsia="NanumGothic" w:hAnsi="NanumGothic"/>
+                <w:sz w:val="20"/>
+                <w:szCs w:val="20"/>
+              </w:rPr>
+              <w:t xml:space="preserve"/>
+            </w:r>
+          </w:p>
+        </w:tc>
+        <w:tc>
+          <w:tcPr>
+            <w:tcW w:type="dxa" w:w="1474"/>
+            <w:tcBorders>
+              <w:top w:val="single" w:color="000000" w:sz="4"/>
+              <w:left w:val="single" w:color="000000" w:sz="4"/>
+              <w:bottom w:val="single" w:color="000000" w:sz="4"/>
+              <w:right w:val="single" w:color="000000" w:sz="4"/>
+            </w:tcBorders>
+            <w:shd w:fill="ffffff" w:color="auto" w:val="clear"/>
+            <w:tcMar>
+              <w:top w:type="dxa" w:w="170"/>
+              <w:left w:type="dxa" w:w="170"/>
+              <w:bottom w:type="dxa" w:w="170"/>
+              <w:right w:type="dxa" w:w="170"/>
+            </w:tcMar>
+            <w:vAlign w:val="center"/>
+          </w:tcPr>
+          <w:p>
+            <w:pPr>
+              <w:jc w:val="left"/>
+            </w:pPr>
+            <w:r>
+              <w:rPr>
+                <w:rFonts w:ascii="NanumGothic" w:cs="NanumGothic" w:eastAsia="NanumGothic" w:hAnsi="NanumGothic"/>
+                <w:sz w:val="20"/>
+                <w:szCs w:val="20"/>
+              </w:rPr>
+              <w:t xml:space="preserve"/>
+            </w:r>
+          </w:p>
+        </w:tc>
+        <w:tc>
+          <w:tcPr>
+            <w:tcW w:type="dxa" w:w="1133"/>
             <w:tcBorders>
               <w:top w:val="single" w:color="000000" w:sz="4"/>
               <w:left w:val="single" w:color="000000" w:sz="4"/>
@@ -1359,7 +1877,7 @@
         </w:tc>
         <w:tc>
           <w:tcPr>
-            <w:tcW w:type="dxa" w:w="5102"/>
+            <w:tcW w:type="dxa" w:w="3174"/>
             <w:tcBorders>
               <w:top w:val="single" w:color="000000" w:sz="4"/>
               <w:left w:val="single" w:color="000000" w:sz="4"/>
@@ -1391,7 +1909,7 @@
         </w:tc>
         <w:tc>
           <w:tcPr>
-            <w:tcW w:type="dxa" w:w="1700"/>
+            <w:tcW w:type="dxa" w:w="1927"/>
             <w:tcBorders>
               <w:top w:val="single" w:color="000000" w:sz="4"/>
               <w:left w:val="single" w:color="000000" w:sz="4"/>
@@ -1423,7 +1941,71 @@
         </w:tc>
         <w:tc>
           <w:tcPr>
-            <w:tcW w:type="dxa" w:w="2267"/>
+            <w:tcW w:type="dxa" w:w="1360"/>
+            <w:tcBorders>
+              <w:top w:val="single" w:color="000000" w:sz="4"/>
+              <w:left w:val="single" w:color="000000" w:sz="4"/>
+              <w:bottom w:val="single" w:color="000000" w:sz="4"/>
+              <w:right w:val="single" w:color="000000" w:sz="4"/>
+            </w:tcBorders>
+            <w:shd w:fill="F5F5F5" w:color="auto" w:val="clear"/>
+            <w:tcMar>
+              <w:top w:type="dxa" w:w="170"/>
+              <w:left w:type="dxa" w:w="170"/>
+              <w:bottom w:type="dxa" w:w="170"/>
+              <w:right w:type="dxa" w:w="170"/>
+            </w:tcMar>
+            <w:vAlign w:val="center"/>
+          </w:tcPr>
+          <w:p>
+            <w:pPr>
+              <w:jc w:val="left"/>
+            </w:pPr>
+            <w:r>
+              <w:rPr>
+                <w:rFonts w:ascii="NanumGothic" w:cs="NanumGothic" w:eastAsia="NanumGothic" w:hAnsi="NanumGothic"/>
+                <w:sz w:val="20"/>
+                <w:szCs w:val="20"/>
+              </w:rPr>
+              <w:t xml:space="preserve"/>
+            </w:r>
+          </w:p>
+        </w:tc>
+        <w:tc>
+          <w:tcPr>
+            <w:tcW w:type="dxa" w:w="1474"/>
+            <w:tcBorders>
+              <w:top w:val="single" w:color="000000" w:sz="4"/>
+              <w:left w:val="single" w:color="000000" w:sz="4"/>
+              <w:bottom w:val="single" w:color="000000" w:sz="4"/>
+              <w:right w:val="single" w:color="000000" w:sz="4"/>
+            </w:tcBorders>
+            <w:shd w:fill="F5F5F5" w:color="auto" w:val="clear"/>
+            <w:tcMar>
+              <w:top w:type="dxa" w:w="170"/>
+              <w:left w:type="dxa" w:w="170"/>
+              <w:bottom w:type="dxa" w:w="170"/>
+              <w:right w:type="dxa" w:w="170"/>
+            </w:tcMar>
+            <w:vAlign w:val="center"/>
+          </w:tcPr>
+          <w:p>
+            <w:pPr>
+              <w:jc w:val="left"/>
+            </w:pPr>
+            <w:r>
+              <w:rPr>
+                <w:rFonts w:ascii="NanumGothic" w:cs="NanumGothic" w:eastAsia="NanumGothic" w:hAnsi="NanumGothic"/>
+                <w:sz w:val="20"/>
+                <w:szCs w:val="20"/>
+              </w:rPr>
+              <w:t xml:space="preserve"/>
+            </w:r>
+          </w:p>
+        </w:tc>
+        <w:tc>
+          <w:tcPr>
+            <w:tcW w:type="dxa" w:w="1133"/>
             <w:tcBorders>
               <w:top w:val="single" w:color="000000" w:sz="4"/>
               <w:left w:val="single" w:color="000000" w:sz="4"/>
@@ -1492,71 +2074,135 @@
         </w:tc>
         <w:tc>
           <w:tcPr>
-            <w:tcW w:type="dxa" w:w="5102"/>
-            <w:tcBorders>
-              <w:top w:val="single" w:color="000000" w:sz="4"/>
-              <w:left w:val="single" w:color="000000" w:sz="4"/>
-              <w:bottom w:val="single" w:color="000000" w:sz="4"/>
-              <w:right w:val="single" w:color="000000" w:sz="4"/>
-            </w:tcBorders>
-            <w:shd w:fill="ffffff" w:color="auto" w:val="clear"/>
-            <w:tcMar>
-              <w:top w:type="dxa" w:w="170"/>
-              <w:left w:type="dxa" w:w="170"/>
-              <w:bottom w:type="dxa" w:w="170"/>
-              <w:right w:type="dxa" w:w="170"/>
-            </w:tcMar>
-            <w:vAlign w:val="center"/>
-          </w:tcPr>
-          <w:p>
-            <w:pPr>
-              <w:jc w:val="left"/>
-            </w:pPr>
-            <w:r>
-              <w:rPr>
-                <w:rFonts w:ascii="NanumGothic" w:cs="NanumGothic" w:eastAsia="NanumGothic" w:hAnsi="NanumGothic"/>
-                <w:sz w:val="20"/>
-                <w:szCs w:val="20"/>
-              </w:rPr>
-              <w:t xml:space="preserve"/>
-            </w:r>
-          </w:p>
-        </w:tc>
-        <w:tc>
-          <w:tcPr>
-            <w:tcW w:type="dxa" w:w="1700"/>
-            <w:tcBorders>
-              <w:top w:val="single" w:color="000000" w:sz="4"/>
-              <w:left w:val="single" w:color="000000" w:sz="4"/>
-              <w:bottom w:val="single" w:color="000000" w:sz="4"/>
-              <w:right w:val="single" w:color="000000" w:sz="4"/>
-            </w:tcBorders>
-            <w:shd w:fill="ffffff" w:color="auto" w:val="clear"/>
-            <w:tcMar>
-              <w:top w:type="dxa" w:w="170"/>
-              <w:left w:type="dxa" w:w="170"/>
-              <w:bottom w:type="dxa" w:w="170"/>
-              <w:right w:type="dxa" w:w="170"/>
-            </w:tcMar>
-            <w:vAlign w:val="center"/>
-          </w:tcPr>
-          <w:p>
-            <w:pPr>
-              <w:jc w:val="left"/>
-            </w:pPr>
-            <w:r>
-              <w:rPr>
-                <w:rFonts w:ascii="NanumGothic" w:cs="NanumGothic" w:eastAsia="NanumGothic" w:hAnsi="NanumGothic"/>
-                <w:sz w:val="20"/>
-                <w:szCs w:val="20"/>
-              </w:rPr>
-              <w:t xml:space="preserve"/>
-            </w:r>
-          </w:p>
-        </w:tc>
-        <w:tc>
-          <w:tcPr>
-            <w:tcW w:type="dxa" w:w="2267"/>
+            <w:tcW w:type="dxa" w:w="3174"/>
+            <w:tcBorders>
+              <w:top w:val="single" w:color="000000" w:sz="4"/>
+              <w:left w:val="single" w:color="000000" w:sz="4"/>
+              <w:bottom w:val="single" w:color="000000" w:sz="4"/>
+              <w:right w:val="single" w:color="000000" w:sz="4"/>
+            </w:tcBorders>
+            <w:shd w:fill="ffffff" w:color="auto" w:val="clear"/>
+            <w:tcMar>
+              <w:top w:type="dxa" w:w="170"/>
+              <w:left w:type="dxa" w:w="170"/>
+              <w:bottom w:type="dxa" w:w="170"/>
+              <w:right w:type="dxa" w:w="170"/>
+            </w:tcMar>
+            <w:vAlign w:val="center"/>
+          </w:tcPr>
+          <w:p>
+            <w:pPr>
+              <w:jc w:val="left"/>
+            </w:pPr>
+            <w:r>
+              <w:rPr>
+                <w:rFonts w:ascii="NanumGothic" w:cs="NanumGothic" w:eastAsia="NanumGothic" w:hAnsi="NanumGothic"/>
+                <w:sz w:val="20"/>
+                <w:szCs w:val="20"/>
+              </w:rPr>
+              <w:t xml:space="preserve"/>
+            </w:r>
+          </w:p>
+        </w:tc>
+        <w:tc>
+          <w:tcPr>
+            <w:tcW w:type="dxa" w:w="1927"/>
+            <w:tcBorders>
+              <w:top w:val="single" w:color="000000" w:sz="4"/>
+              <w:left w:val="single" w:color="000000" w:sz="4"/>
+              <w:bottom w:val="single" w:color="000000" w:sz="4"/>
+              <w:right w:val="single" w:color="000000" w:sz="4"/>
+            </w:tcBorders>
+            <w:shd w:fill="ffffff" w:color="auto" w:val="clear"/>
+            <w:tcMar>
+              <w:top w:type="dxa" w:w="170"/>
+              <w:left w:type="dxa" w:w="170"/>
+              <w:bottom w:type="dxa" w:w="170"/>
+              <w:right w:type="dxa" w:w="170"/>
+            </w:tcMar>
+            <w:vAlign w:val="center"/>
+          </w:tcPr>
+          <w:p>
+            <w:pPr>
+              <w:jc w:val="left"/>
+            </w:pPr>
+            <w:r>
+              <w:rPr>
+                <w:rFonts w:ascii="NanumGothic" w:cs="NanumGothic" w:eastAsia="NanumGothic" w:hAnsi="NanumGothic"/>
+                <w:sz w:val="20"/>
+                <w:szCs w:val="20"/>
+              </w:rPr>
+              <w:t xml:space="preserve"/>
+            </w:r>
+          </w:p>
+        </w:tc>
+        <w:tc>
+          <w:tcPr>
+            <w:tcW w:type="dxa" w:w="1360"/>
+            <w:tcBorders>
+              <w:top w:val="single" w:color="000000" w:sz="4"/>
+              <w:left w:val="single" w:color="000000" w:sz="4"/>
+              <w:bottom w:val="single" w:color="000000" w:sz="4"/>
+              <w:right w:val="single" w:color="000000" w:sz="4"/>
+            </w:tcBorders>
+            <w:shd w:fill="ffffff" w:color="auto" w:val="clear"/>
+            <w:tcMar>
+              <w:top w:type="dxa" w:w="170"/>
+              <w:left w:type="dxa" w:w="170"/>
+              <w:bottom w:type="dxa" w:w="170"/>
+              <w:right w:type="dxa" w:w="170"/>
+            </w:tcMar>
+            <w:vAlign w:val="center"/>
+          </w:tcPr>
+          <w:p>
+            <w:pPr>
+              <w:jc w:val="left"/>
+            </w:pPr>
+            <w:r>
+              <w:rPr>
+                <w:rFonts w:ascii="NanumGothic" w:cs="NanumGothic" w:eastAsia="NanumGothic" w:hAnsi="NanumGothic"/>
+                <w:sz w:val="20"/>
+                <w:szCs w:val="20"/>
+              </w:rPr>
+              <w:t xml:space="preserve"/>
+            </w:r>
+          </w:p>
+        </w:tc>
+        <w:tc>
+          <w:tcPr>
+            <w:tcW w:type="dxa" w:w="1474"/>
+            <w:tcBorders>
+              <w:top w:val="single" w:color="000000" w:sz="4"/>
+              <w:left w:val="single" w:color="000000" w:sz="4"/>
+              <w:bottom w:val="single" w:color="000000" w:sz="4"/>
+              <w:right w:val="single" w:color="000000" w:sz="4"/>
+            </w:tcBorders>
+            <w:shd w:fill="ffffff" w:color="auto" w:val="clear"/>
+            <w:tcMar>
+              <w:top w:type="dxa" w:w="170"/>
+              <w:left w:type="dxa" w:w="170"/>
+              <w:bottom w:type="dxa" w:w="170"/>
+              <w:right w:type="dxa" w:w="170"/>
+            </w:tcMar>
+            <w:vAlign w:val="center"/>
+          </w:tcPr>
+          <w:p>
+            <w:pPr>
+              <w:jc w:val="left"/>
+            </w:pPr>
+            <w:r>
+              <w:rPr>
+                <w:rFonts w:ascii="NanumGothic" w:cs="NanumGothic" w:eastAsia="NanumGothic" w:hAnsi="NanumGothic"/>
+                <w:sz w:val="20"/>
+                <w:szCs w:val="20"/>
+              </w:rPr>
+              <w:t xml:space="preserve"/>
+            </w:r>
+          </w:p>
+        </w:tc>
+        <w:tc>
+          <w:tcPr>
+            <w:tcW w:type="dxa" w:w="1133"/>
             <w:tcBorders>
               <w:top w:val="single" w:color="000000" w:sz="4"/>
               <w:left w:val="single" w:color="000000" w:sz="4"/>
@@ -1625,7 +2271,7 @@
         </w:tc>
         <w:tc>
           <w:tcPr>
-            <w:tcW w:type="dxa" w:w="5102"/>
+            <w:tcW w:type="dxa" w:w="3174"/>
             <w:tcBorders>
               <w:top w:val="single" w:color="000000" w:sz="4"/>
               <w:left w:val="single" w:color="000000" w:sz="4"/>
@@ -1657,7 +2303,7 @@
         </w:tc>
         <w:tc>
           <w:tcPr>
-            <w:tcW w:type="dxa" w:w="1700"/>
+            <w:tcW w:type="dxa" w:w="1927"/>
             <w:tcBorders>
               <w:top w:val="single" w:color="000000" w:sz="4"/>
               <w:left w:val="single" w:color="000000" w:sz="4"/>
@@ -1689,7 +2335,71 @@
         </w:tc>
         <w:tc>
           <w:tcPr>
-            <w:tcW w:type="dxa" w:w="2267"/>
+            <w:tcW w:type="dxa" w:w="1360"/>
+            <w:tcBorders>
+              <w:top w:val="single" w:color="000000" w:sz="4"/>
+              <w:left w:val="single" w:color="000000" w:sz="4"/>
+              <w:bottom w:val="single" w:color="000000" w:sz="4"/>
+              <w:right w:val="single" w:color="000000" w:sz="4"/>
+            </w:tcBorders>
+            <w:shd w:fill="F5F5F5" w:color="auto" w:val="clear"/>
+            <w:tcMar>
+              <w:top w:type="dxa" w:w="170"/>
+              <w:left w:type="dxa" w:w="170"/>
+              <w:bottom w:type="dxa" w:w="170"/>
+              <w:right w:type="dxa" w:w="170"/>
+            </w:tcMar>
+            <w:vAlign w:val="center"/>
+          </w:tcPr>
+          <w:p>
+            <w:pPr>
+              <w:jc w:val="left"/>
+            </w:pPr>
+            <w:r>
+              <w:rPr>
+                <w:rFonts w:ascii="NanumGothic" w:cs="NanumGothic" w:eastAsia="NanumGothic" w:hAnsi="NanumGothic"/>
+                <w:sz w:val="20"/>
+                <w:szCs w:val="20"/>
+              </w:rPr>
+              <w:t xml:space="preserve"/>
+            </w:r>
+          </w:p>
+        </w:tc>
+        <w:tc>
+          <w:tcPr>
+            <w:tcW w:type="dxa" w:w="1474"/>
+            <w:tcBorders>
+              <w:top w:val="single" w:color="000000" w:sz="4"/>
+              <w:left w:val="single" w:color="000000" w:sz="4"/>
+              <w:bottom w:val="single" w:color="000000" w:sz="4"/>
+              <w:right w:val="single" w:color="000000" w:sz="4"/>
+            </w:tcBorders>
+            <w:shd w:fill="F5F5F5" w:color="auto" w:val="clear"/>
+            <w:tcMar>
+              <w:top w:type="dxa" w:w="170"/>
+              <w:left w:type="dxa" w:w="170"/>
+              <w:bottom w:type="dxa" w:w="170"/>
+              <w:right w:type="dxa" w:w="170"/>
+            </w:tcMar>
+            <w:vAlign w:val="center"/>
+          </w:tcPr>
+          <w:p>
+            <w:pPr>
+              <w:jc w:val="left"/>
+            </w:pPr>
+            <w:r>
+              <w:rPr>
+                <w:rFonts w:ascii="NanumGothic" w:cs="NanumGothic" w:eastAsia="NanumGothic" w:hAnsi="NanumGothic"/>
+                <w:sz w:val="20"/>
+                <w:szCs w:val="20"/>
+              </w:rPr>
+              <w:t xml:space="preserve"/>
+            </w:r>
+          </w:p>
+        </w:tc>
+        <w:tc>
+          <w:tcPr>
+            <w:tcW w:type="dxa" w:w="1133"/>
             <w:tcBorders>
               <w:top w:val="single" w:color="000000" w:sz="4"/>
               <w:left w:val="single" w:color="000000" w:sz="4"/>
@@ -1758,71 +2468,135 @@
         </w:tc>
         <w:tc>
           <w:tcPr>
-            <w:tcW w:type="dxa" w:w="5102"/>
-            <w:tcBorders>
-              <w:top w:val="single" w:color="000000" w:sz="4"/>
-              <w:left w:val="single" w:color="000000" w:sz="4"/>
-              <w:bottom w:val="single" w:color="000000" w:sz="4"/>
-              <w:right w:val="single" w:color="000000" w:sz="4"/>
-            </w:tcBorders>
-            <w:shd w:fill="ffffff" w:color="auto" w:val="clear"/>
-            <w:tcMar>
-              <w:top w:type="dxa" w:w="170"/>
-              <w:left w:type="dxa" w:w="170"/>
-              <w:bottom w:type="dxa" w:w="170"/>
-              <w:right w:type="dxa" w:w="170"/>
-            </w:tcMar>
-            <w:vAlign w:val="center"/>
-          </w:tcPr>
-          <w:p>
-            <w:pPr>
-              <w:jc w:val="left"/>
-            </w:pPr>
-            <w:r>
-              <w:rPr>
-                <w:rFonts w:ascii="NanumGothic" w:cs="NanumGothic" w:eastAsia="NanumGothic" w:hAnsi="NanumGothic"/>
-                <w:sz w:val="20"/>
-                <w:szCs w:val="20"/>
-              </w:rPr>
-              <w:t xml:space="preserve"/>
-            </w:r>
-          </w:p>
-        </w:tc>
-        <w:tc>
-          <w:tcPr>
-            <w:tcW w:type="dxa" w:w="1700"/>
-            <w:tcBorders>
-              <w:top w:val="single" w:color="000000" w:sz="4"/>
-              <w:left w:val="single" w:color="000000" w:sz="4"/>
-              <w:bottom w:val="single" w:color="000000" w:sz="4"/>
-              <w:right w:val="single" w:color="000000" w:sz="4"/>
-            </w:tcBorders>
-            <w:shd w:fill="ffffff" w:color="auto" w:val="clear"/>
-            <w:tcMar>
-              <w:top w:type="dxa" w:w="170"/>
-              <w:left w:type="dxa" w:w="170"/>
-              <w:bottom w:type="dxa" w:w="170"/>
-              <w:right w:type="dxa" w:w="170"/>
-            </w:tcMar>
-            <w:vAlign w:val="center"/>
-          </w:tcPr>
-          <w:p>
-            <w:pPr>
-              <w:jc w:val="left"/>
-            </w:pPr>
-            <w:r>
-              <w:rPr>
-                <w:rFonts w:ascii="NanumGothic" w:cs="NanumGothic" w:eastAsia="NanumGothic" w:hAnsi="NanumGothic"/>
-                <w:sz w:val="20"/>
-                <w:szCs w:val="20"/>
-              </w:rPr>
-              <w:t xml:space="preserve"/>
-            </w:r>
-          </w:p>
-        </w:tc>
-        <w:tc>
-          <w:tcPr>
-            <w:tcW w:type="dxa" w:w="2267"/>
+            <w:tcW w:type="dxa" w:w="3174"/>
+            <w:tcBorders>
+              <w:top w:val="single" w:color="000000" w:sz="4"/>
+              <w:left w:val="single" w:color="000000" w:sz="4"/>
+              <w:bottom w:val="single" w:color="000000" w:sz="4"/>
+              <w:right w:val="single" w:color="000000" w:sz="4"/>
+            </w:tcBorders>
+            <w:shd w:fill="ffffff" w:color="auto" w:val="clear"/>
+            <w:tcMar>
+              <w:top w:type="dxa" w:w="170"/>
+              <w:left w:type="dxa" w:w="170"/>
+              <w:bottom w:type="dxa" w:w="170"/>
+              <w:right w:type="dxa" w:w="170"/>
+            </w:tcMar>
+            <w:vAlign w:val="center"/>
+          </w:tcPr>
+          <w:p>
+            <w:pPr>
+              <w:jc w:val="left"/>
+            </w:pPr>
+            <w:r>
+              <w:rPr>
+                <w:rFonts w:ascii="NanumGothic" w:cs="NanumGothic" w:eastAsia="NanumGothic" w:hAnsi="NanumGothic"/>
+                <w:sz w:val="20"/>
+                <w:szCs w:val="20"/>
+              </w:rPr>
+              <w:t xml:space="preserve"/>
+            </w:r>
+          </w:p>
+        </w:tc>
+        <w:tc>
+          <w:tcPr>
+            <w:tcW w:type="dxa" w:w="1927"/>
+            <w:tcBorders>
+              <w:top w:val="single" w:color="000000" w:sz="4"/>
+              <w:left w:val="single" w:color="000000" w:sz="4"/>
+              <w:bottom w:val="single" w:color="000000" w:sz="4"/>
+              <w:right w:val="single" w:color="000000" w:sz="4"/>
+            </w:tcBorders>
+            <w:shd w:fill="ffffff" w:color="auto" w:val="clear"/>
+            <w:tcMar>
+              <w:top w:type="dxa" w:w="170"/>
+              <w:left w:type="dxa" w:w="170"/>
+              <w:bottom w:type="dxa" w:w="170"/>
+              <w:right w:type="dxa" w:w="170"/>
+            </w:tcMar>
+            <w:vAlign w:val="center"/>
+          </w:tcPr>
+          <w:p>
+            <w:pPr>
+              <w:jc w:val="left"/>
+            </w:pPr>
+            <w:r>
+              <w:rPr>
+                <w:rFonts w:ascii="NanumGothic" w:cs="NanumGothic" w:eastAsia="NanumGothic" w:hAnsi="NanumGothic"/>
+                <w:sz w:val="20"/>
+                <w:szCs w:val="20"/>
+              </w:rPr>
+              <w:t xml:space="preserve"/>
+            </w:r>
+          </w:p>
+        </w:tc>
+        <w:tc>
+          <w:tcPr>
+            <w:tcW w:type="dxa" w:w="1360"/>
+            <w:tcBorders>
+              <w:top w:val="single" w:color="000000" w:sz="4"/>
+              <w:left w:val="single" w:color="000000" w:sz="4"/>
+              <w:bottom w:val="single" w:color="000000" w:sz="4"/>
+              <w:right w:val="single" w:color="000000" w:sz="4"/>
+            </w:tcBorders>
+            <w:shd w:fill="ffffff" w:color="auto" w:val="clear"/>
+            <w:tcMar>
+              <w:top w:type="dxa" w:w="170"/>
+              <w:left w:type="dxa" w:w="170"/>
+              <w:bottom w:type="dxa" w:w="170"/>
+              <w:right w:type="dxa" w:w="170"/>
+            </w:tcMar>
+            <w:vAlign w:val="center"/>
+          </w:tcPr>
+          <w:p>
+            <w:pPr>
+              <w:jc w:val="left"/>
+            </w:pPr>
+            <w:r>
+              <w:rPr>
+                <w:rFonts w:ascii="NanumGothic" w:cs="NanumGothic" w:eastAsia="NanumGothic" w:hAnsi="NanumGothic"/>
+                <w:sz w:val="20"/>
+                <w:szCs w:val="20"/>
+              </w:rPr>
+              <w:t xml:space="preserve"/>
+            </w:r>
+          </w:p>
+        </w:tc>
+        <w:tc>
+          <w:tcPr>
+            <w:tcW w:type="dxa" w:w="1474"/>
+            <w:tcBorders>
+              <w:top w:val="single" w:color="000000" w:sz="4"/>
+              <w:left w:val="single" w:color="000000" w:sz="4"/>
+              <w:bottom w:val="single" w:color="000000" w:sz="4"/>
+              <w:right w:val="single" w:color="000000" w:sz="4"/>
+            </w:tcBorders>
+            <w:shd w:fill="ffffff" w:color="auto" w:val="clear"/>
+            <w:tcMar>
+              <w:top w:type="dxa" w:w="170"/>
+              <w:left w:type="dxa" w:w="170"/>
+              <w:bottom w:type="dxa" w:w="170"/>
+              <w:right w:type="dxa" w:w="170"/>
+            </w:tcMar>
+            <w:vAlign w:val="center"/>
+          </w:tcPr>
+          <w:p>
+            <w:pPr>
+              <w:jc w:val="left"/>
+            </w:pPr>
+            <w:r>
+              <w:rPr>
+                <w:rFonts w:ascii="NanumGothic" w:cs="NanumGothic" w:eastAsia="NanumGothic" w:hAnsi="NanumGothic"/>
+                <w:sz w:val="20"/>
+                <w:szCs w:val="20"/>
+              </w:rPr>
+              <w:t xml:space="preserve"/>
+            </w:r>
+          </w:p>
+        </w:tc>
+        <w:tc>
+          <w:tcPr>
+            <w:tcW w:type="dxa" w:w="1133"/>
             <w:tcBorders>
               <w:top w:val="single" w:color="000000" w:sz="4"/>
               <w:left w:val="single" w:color="000000" w:sz="4"/>
@@ -1891,7 +2665,7 @@
         </w:tc>
         <w:tc>
           <w:tcPr>
-            <w:tcW w:type="dxa" w:w="5102"/>
+            <w:tcW w:type="dxa" w:w="3174"/>
             <w:tcBorders>
               <w:top w:val="single" w:color="000000" w:sz="4"/>
               <w:left w:val="single" w:color="000000" w:sz="4"/>
@@ -1923,7 +2697,7 @@
         </w:tc>
         <w:tc>
           <w:tcPr>
-            <w:tcW w:type="dxa" w:w="1700"/>
+            <w:tcW w:type="dxa" w:w="1927"/>
             <w:tcBorders>
               <w:top w:val="single" w:color="000000" w:sz="4"/>
               <w:left w:val="single" w:color="000000" w:sz="4"/>
@@ -1955,7 +2729,71 @@
         </w:tc>
         <w:tc>
           <w:tcPr>
-            <w:tcW w:type="dxa" w:w="2267"/>
+            <w:tcW w:type="dxa" w:w="1360"/>
+            <w:tcBorders>
+              <w:top w:val="single" w:color="000000" w:sz="4"/>
+              <w:left w:val="single" w:color="000000" w:sz="4"/>
+              <w:bottom w:val="single" w:color="000000" w:sz="4"/>
+              <w:right w:val="single" w:color="000000" w:sz="4"/>
+            </w:tcBorders>
+            <w:shd w:fill="F5F5F5" w:color="auto" w:val="clear"/>
+            <w:tcMar>
+              <w:top w:type="dxa" w:w="170"/>
+              <w:left w:type="dxa" w:w="170"/>
+              <w:bottom w:type="dxa" w:w="170"/>
+              <w:right w:type="dxa" w:w="170"/>
+            </w:tcMar>
+            <w:vAlign w:val="center"/>
+          </w:tcPr>
+          <w:p>
+            <w:pPr>
+              <w:jc w:val="left"/>
+            </w:pPr>
+            <w:r>
+              <w:rPr>
+                <w:rFonts w:ascii="NanumGothic" w:cs="NanumGothic" w:eastAsia="NanumGothic" w:hAnsi="NanumGothic"/>
+                <w:sz w:val="20"/>
+                <w:szCs w:val="20"/>
+              </w:rPr>
+              <w:t xml:space="preserve"/>
+            </w:r>
+          </w:p>
+        </w:tc>
+        <w:tc>
+          <w:tcPr>
+            <w:tcW w:type="dxa" w:w="1474"/>
+            <w:tcBorders>
+              <w:top w:val="single" w:color="000000" w:sz="4"/>
+              <w:left w:val="single" w:color="000000" w:sz="4"/>
+              <w:bottom w:val="single" w:color="000000" w:sz="4"/>
+              <w:right w:val="single" w:color="000000" w:sz="4"/>
+            </w:tcBorders>
+            <w:shd w:fill="F5F5F5" w:color="auto" w:val="clear"/>
+            <w:tcMar>
+              <w:top w:type="dxa" w:w="170"/>
+              <w:left w:type="dxa" w:w="170"/>
+              <w:bottom w:type="dxa" w:w="170"/>
+              <w:right w:type="dxa" w:w="170"/>
+            </w:tcMar>
+            <w:vAlign w:val="center"/>
+          </w:tcPr>
+          <w:p>
+            <w:pPr>
+              <w:jc w:val="left"/>
+            </w:pPr>
+            <w:r>
+              <w:rPr>
+                <w:rFonts w:ascii="NanumGothic" w:cs="NanumGothic" w:eastAsia="NanumGothic" w:hAnsi="NanumGothic"/>
+                <w:sz w:val="20"/>
+                <w:szCs w:val="20"/>
+              </w:rPr>
+              <w:t xml:space="preserve"/>
+            </w:r>
+          </w:p>
+        </w:tc>
+        <w:tc>
+          <w:tcPr>
+            <w:tcW w:type="dxa" w:w="1133"/>
             <w:tcBorders>
               <w:top w:val="single" w:color="000000" w:sz="4"/>
               <w:left w:val="single" w:color="000000" w:sz="4"/>
@@ -2024,71 +2862,135 @@
         </w:tc>
         <w:tc>
           <w:tcPr>
-            <w:tcW w:type="dxa" w:w="5102"/>
-            <w:tcBorders>
-              <w:top w:val="single" w:color="000000" w:sz="4"/>
-              <w:left w:val="single" w:color="000000" w:sz="4"/>
-              <w:bottom w:val="single" w:color="000000" w:sz="4"/>
-              <w:right w:val="single" w:color="000000" w:sz="4"/>
-            </w:tcBorders>
-            <w:shd w:fill="ffffff" w:color="auto" w:val="clear"/>
-            <w:tcMar>
-              <w:top w:type="dxa" w:w="170"/>
-              <w:left w:type="dxa" w:w="170"/>
-              <w:bottom w:type="dxa" w:w="170"/>
-              <w:right w:type="dxa" w:w="170"/>
-            </w:tcMar>
-            <w:vAlign w:val="center"/>
-          </w:tcPr>
-          <w:p>
-            <w:pPr>
-              <w:jc w:val="left"/>
-            </w:pPr>
-            <w:r>
-              <w:rPr>
-                <w:rFonts w:ascii="NanumGothic" w:cs="NanumGothic" w:eastAsia="NanumGothic" w:hAnsi="NanumGothic"/>
-                <w:sz w:val="20"/>
-                <w:szCs w:val="20"/>
-              </w:rPr>
-              <w:t xml:space="preserve"/>
-            </w:r>
-          </w:p>
-        </w:tc>
-        <w:tc>
-          <w:tcPr>
-            <w:tcW w:type="dxa" w:w="1700"/>
-            <w:tcBorders>
-              <w:top w:val="single" w:color="000000" w:sz="4"/>
-              <w:left w:val="single" w:color="000000" w:sz="4"/>
-              <w:bottom w:val="single" w:color="000000" w:sz="4"/>
-              <w:right w:val="single" w:color="000000" w:sz="4"/>
-            </w:tcBorders>
-            <w:shd w:fill="ffffff" w:color="auto" w:val="clear"/>
-            <w:tcMar>
-              <w:top w:type="dxa" w:w="170"/>
-              <w:left w:type="dxa" w:w="170"/>
-              <w:bottom w:type="dxa" w:w="170"/>
-              <w:right w:type="dxa" w:w="170"/>
-            </w:tcMar>
-            <w:vAlign w:val="center"/>
-          </w:tcPr>
-          <w:p>
-            <w:pPr>
-              <w:jc w:val="left"/>
-            </w:pPr>
-            <w:r>
-              <w:rPr>
-                <w:rFonts w:ascii="NanumGothic" w:cs="NanumGothic" w:eastAsia="NanumGothic" w:hAnsi="NanumGothic"/>
-                <w:sz w:val="20"/>
-                <w:szCs w:val="20"/>
-              </w:rPr>
-              <w:t xml:space="preserve"/>
-            </w:r>
-          </w:p>
-        </w:tc>
-        <w:tc>
-          <w:tcPr>
-            <w:tcW w:type="dxa" w:w="2267"/>
+            <w:tcW w:type="dxa" w:w="3174"/>
+            <w:tcBorders>
+              <w:top w:val="single" w:color="000000" w:sz="4"/>
+              <w:left w:val="single" w:color="000000" w:sz="4"/>
+              <w:bottom w:val="single" w:color="000000" w:sz="4"/>
+              <w:right w:val="single" w:color="000000" w:sz="4"/>
+            </w:tcBorders>
+            <w:shd w:fill="ffffff" w:color="auto" w:val="clear"/>
+            <w:tcMar>
+              <w:top w:type="dxa" w:w="170"/>
+              <w:left w:type="dxa" w:w="170"/>
+              <w:bottom w:type="dxa" w:w="170"/>
+              <w:right w:type="dxa" w:w="170"/>
+            </w:tcMar>
+            <w:vAlign w:val="center"/>
+          </w:tcPr>
+          <w:p>
+            <w:pPr>
+              <w:jc w:val="left"/>
+            </w:pPr>
+            <w:r>
+              <w:rPr>
+                <w:rFonts w:ascii="NanumGothic" w:cs="NanumGothic" w:eastAsia="NanumGothic" w:hAnsi="NanumGothic"/>
+                <w:sz w:val="20"/>
+                <w:szCs w:val="20"/>
+              </w:rPr>
+              <w:t xml:space="preserve"/>
+            </w:r>
+          </w:p>
+        </w:tc>
+        <w:tc>
+          <w:tcPr>
+            <w:tcW w:type="dxa" w:w="1927"/>
+            <w:tcBorders>
+              <w:top w:val="single" w:color="000000" w:sz="4"/>
+              <w:left w:val="single" w:color="000000" w:sz="4"/>
+              <w:bottom w:val="single" w:color="000000" w:sz="4"/>
+              <w:right w:val="single" w:color="000000" w:sz="4"/>
+            </w:tcBorders>
+            <w:shd w:fill="ffffff" w:color="auto" w:val="clear"/>
+            <w:tcMar>
+              <w:top w:type="dxa" w:w="170"/>
+              <w:left w:type="dxa" w:w="170"/>
+              <w:bottom w:type="dxa" w:w="170"/>
+              <w:right w:type="dxa" w:w="170"/>
+            </w:tcMar>
+            <w:vAlign w:val="center"/>
+          </w:tcPr>
+          <w:p>
+            <w:pPr>
+              <w:jc w:val="left"/>
+            </w:pPr>
+            <w:r>
+              <w:rPr>
+                <w:rFonts w:ascii="NanumGothic" w:cs="NanumGothic" w:eastAsia="NanumGothic" w:hAnsi="NanumGothic"/>
+                <w:sz w:val="20"/>
+                <w:szCs w:val="20"/>
+              </w:rPr>
+              <w:t xml:space="preserve"/>
+            </w:r>
+          </w:p>
+        </w:tc>
+        <w:tc>
+          <w:tcPr>
+            <w:tcW w:type="dxa" w:w="1360"/>
+            <w:tcBorders>
+              <w:top w:val="single" w:color="000000" w:sz="4"/>
+              <w:left w:val="single" w:color="000000" w:sz="4"/>
+              <w:bottom w:val="single" w:color="000000" w:sz="4"/>
+              <w:right w:val="single" w:color="000000" w:sz="4"/>
+            </w:tcBorders>
+            <w:shd w:fill="ffffff" w:color="auto" w:val="clear"/>
+            <w:tcMar>
+              <w:top w:type="dxa" w:w="170"/>
+              <w:left w:type="dxa" w:w="170"/>
+              <w:bottom w:type="dxa" w:w="170"/>
+              <w:right w:type="dxa" w:w="170"/>
+            </w:tcMar>
+            <w:vAlign w:val="center"/>
+          </w:tcPr>
+          <w:p>
+            <w:pPr>
+              <w:jc w:val="left"/>
+            </w:pPr>
+            <w:r>
+              <w:rPr>
+                <w:rFonts w:ascii="NanumGothic" w:cs="NanumGothic" w:eastAsia="NanumGothic" w:hAnsi="NanumGothic"/>
+                <w:sz w:val="20"/>
+                <w:szCs w:val="20"/>
+              </w:rPr>
+              <w:t xml:space="preserve"/>
+            </w:r>
+          </w:p>
+        </w:tc>
+        <w:tc>
+          <w:tcPr>
+            <w:tcW w:type="dxa" w:w="1474"/>
+            <w:tcBorders>
+              <w:top w:val="single" w:color="000000" w:sz="4"/>
+              <w:left w:val="single" w:color="000000" w:sz="4"/>
+              <w:bottom w:val="single" w:color="000000" w:sz="4"/>
+              <w:right w:val="single" w:color="000000" w:sz="4"/>
+            </w:tcBorders>
+            <w:shd w:fill="ffffff" w:color="auto" w:val="clear"/>
+            <w:tcMar>
+              <w:top w:type="dxa" w:w="170"/>
+              <w:left w:type="dxa" w:w="170"/>
+              <w:bottom w:type="dxa" w:w="170"/>
+              <w:right w:type="dxa" w:w="170"/>
+            </w:tcMar>
+            <w:vAlign w:val="center"/>
+          </w:tcPr>
+          <w:p>
+            <w:pPr>
+              <w:jc w:val="left"/>
+            </w:pPr>
+            <w:r>
+              <w:rPr>
+                <w:rFonts w:ascii="NanumGothic" w:cs="NanumGothic" w:eastAsia="NanumGothic" w:hAnsi="NanumGothic"/>
+                <w:sz w:val="20"/>
+                <w:szCs w:val="20"/>
+              </w:rPr>
+              <w:t xml:space="preserve"/>
+            </w:r>
+          </w:p>
+        </w:tc>
+        <w:tc>
+          <w:tcPr>
+            <w:tcW w:type="dxa" w:w="1133"/>
             <w:tcBorders>
               <w:top w:val="single" w:color="000000" w:sz="4"/>
               <w:left w:val="single" w:color="000000" w:sz="4"/>
@@ -2157,7 +3059,7 @@
         </w:tc>
         <w:tc>
           <w:tcPr>
-            <w:tcW w:type="dxa" w:w="5102"/>
+            <w:tcW w:type="dxa" w:w="3174"/>
             <w:tcBorders>
               <w:top w:val="single" w:color="000000" w:sz="4"/>
               <w:left w:val="single" w:color="000000" w:sz="4"/>
@@ -2189,7 +3091,7 @@
         </w:tc>
         <w:tc>
           <w:tcPr>
-            <w:tcW w:type="dxa" w:w="1700"/>
+            <w:tcW w:type="dxa" w:w="1927"/>
             <w:tcBorders>
               <w:top w:val="single" w:color="000000" w:sz="4"/>
               <w:left w:val="single" w:color="000000" w:sz="4"/>
@@ -2221,7 +3123,71 @@
         </w:tc>
         <w:tc>
           <w:tcPr>
-            <w:tcW w:type="dxa" w:w="2267"/>
+            <w:tcW w:type="dxa" w:w="1360"/>
+            <w:tcBorders>
+              <w:top w:val="single" w:color="000000" w:sz="4"/>
+              <w:left w:val="single" w:color="000000" w:sz="4"/>
+              <w:bottom w:val="single" w:color="000000" w:sz="4"/>
+              <w:right w:val="single" w:color="000000" w:sz="4"/>
+            </w:tcBorders>
+            <w:shd w:fill="F5F5F5" w:color="auto" w:val="clear"/>
+            <w:tcMar>
+              <w:top w:type="dxa" w:w="170"/>
+              <w:left w:type="dxa" w:w="170"/>
+              <w:bottom w:type="dxa" w:w="170"/>
+              <w:right w:type="dxa" w:w="170"/>
+            </w:tcMar>
+            <w:vAlign w:val="center"/>
+          </w:tcPr>
+          <w:p>
+            <w:pPr>
+              <w:jc w:val="left"/>
+            </w:pPr>
+            <w:r>
+              <w:rPr>
+                <w:rFonts w:ascii="NanumGothic" w:cs="NanumGothic" w:eastAsia="NanumGothic" w:hAnsi="NanumGothic"/>
+                <w:sz w:val="20"/>
+                <w:szCs w:val="20"/>
+              </w:rPr>
+              <w:t xml:space="preserve"/>
+            </w:r>
+          </w:p>
+        </w:tc>
+        <w:tc>
+          <w:tcPr>
+            <w:tcW w:type="dxa" w:w="1474"/>
+            <w:tcBorders>
+              <w:top w:val="single" w:color="000000" w:sz="4"/>
+              <w:left w:val="single" w:color="000000" w:sz="4"/>
+              <w:bottom w:val="single" w:color="000000" w:sz="4"/>
+              <w:right w:val="single" w:color="000000" w:sz="4"/>
+            </w:tcBorders>
+            <w:shd w:fill="F5F5F5" w:color="auto" w:val="clear"/>
+            <w:tcMar>
+              <w:top w:type="dxa" w:w="170"/>
+              <w:left w:type="dxa" w:w="170"/>
+              <w:bottom w:type="dxa" w:w="170"/>
+              <w:right w:type="dxa" w:w="170"/>
+            </w:tcMar>
+            <w:vAlign w:val="center"/>
+          </w:tcPr>
+          <w:p>
+            <w:pPr>
+              <w:jc w:val="left"/>
+            </w:pPr>
+            <w:r>
+              <w:rPr>
+                <w:rFonts w:ascii="NanumGothic" w:cs="NanumGothic" w:eastAsia="NanumGothic" w:hAnsi="NanumGothic"/>
+                <w:sz w:val="20"/>
+                <w:szCs w:val="20"/>
+              </w:rPr>
+              <w:t xml:space="preserve"/>
+            </w:r>
+          </w:p>
+        </w:tc>
+        <w:tc>
+          <w:tcPr>
+            <w:tcW w:type="dxa" w:w="1133"/>
             <w:tcBorders>
               <w:top w:val="single" w:color="000000" w:sz="4"/>
               <w:left w:val="single" w:color="000000" w:sz="4"/>
@@ -2290,71 +3256,135 @@
         </w:tc>
         <w:tc>
           <w:tcPr>
-            <w:tcW w:type="dxa" w:w="5102"/>
-            <w:tcBorders>
-              <w:top w:val="single" w:color="000000" w:sz="4"/>
-              <w:left w:val="single" w:color="000000" w:sz="4"/>
-              <w:bottom w:val="single" w:color="000000" w:sz="4"/>
-              <w:right w:val="single" w:color="000000" w:sz="4"/>
-            </w:tcBorders>
-            <w:shd w:fill="ffffff" w:color="auto" w:val="clear"/>
-            <w:tcMar>
-              <w:top w:type="dxa" w:w="170"/>
-              <w:left w:type="dxa" w:w="170"/>
-              <w:bottom w:type="dxa" w:w="170"/>
-              <w:right w:type="dxa" w:w="170"/>
-            </w:tcMar>
-            <w:vAlign w:val="center"/>
-          </w:tcPr>
-          <w:p>
-            <w:pPr>
-              <w:jc w:val="left"/>
-            </w:pPr>
-            <w:r>
-              <w:rPr>
-                <w:rFonts w:ascii="NanumGothic" w:cs="NanumGothic" w:eastAsia="NanumGothic" w:hAnsi="NanumGothic"/>
-                <w:sz w:val="20"/>
-                <w:szCs w:val="20"/>
-              </w:rPr>
-              <w:t xml:space="preserve"/>
-            </w:r>
-          </w:p>
-        </w:tc>
-        <w:tc>
-          <w:tcPr>
-            <w:tcW w:type="dxa" w:w="1700"/>
-            <w:tcBorders>
-              <w:top w:val="single" w:color="000000" w:sz="4"/>
-              <w:left w:val="single" w:color="000000" w:sz="4"/>
-              <w:bottom w:val="single" w:color="000000" w:sz="4"/>
-              <w:right w:val="single" w:color="000000" w:sz="4"/>
-            </w:tcBorders>
-            <w:shd w:fill="ffffff" w:color="auto" w:val="clear"/>
-            <w:tcMar>
-              <w:top w:type="dxa" w:w="170"/>
-              <w:left w:type="dxa" w:w="170"/>
-              <w:bottom w:type="dxa" w:w="170"/>
-              <w:right w:type="dxa" w:w="170"/>
-            </w:tcMar>
-            <w:vAlign w:val="center"/>
-          </w:tcPr>
-          <w:p>
-            <w:pPr>
-              <w:jc w:val="left"/>
-            </w:pPr>
-            <w:r>
-              <w:rPr>
-                <w:rFonts w:ascii="NanumGothic" w:cs="NanumGothic" w:eastAsia="NanumGothic" w:hAnsi="NanumGothic"/>
-                <w:sz w:val="20"/>
-                <w:szCs w:val="20"/>
-              </w:rPr>
-              <w:t xml:space="preserve"/>
-            </w:r>
-          </w:p>
-        </w:tc>
-        <w:tc>
-          <w:tcPr>
-            <w:tcW w:type="dxa" w:w="2267"/>
+            <w:tcW w:type="dxa" w:w="3174"/>
+            <w:tcBorders>
+              <w:top w:val="single" w:color="000000" w:sz="4"/>
+              <w:left w:val="single" w:color="000000" w:sz="4"/>
+              <w:bottom w:val="single" w:color="000000" w:sz="4"/>
+              <w:right w:val="single" w:color="000000" w:sz="4"/>
+            </w:tcBorders>
+            <w:shd w:fill="ffffff" w:color="auto" w:val="clear"/>
+            <w:tcMar>
+              <w:top w:type="dxa" w:w="170"/>
+              <w:left w:type="dxa" w:w="170"/>
+              <w:bottom w:type="dxa" w:w="170"/>
+              <w:right w:type="dxa" w:w="170"/>
+            </w:tcMar>
+            <w:vAlign w:val="center"/>
+          </w:tcPr>
+          <w:p>
+            <w:pPr>
+              <w:jc w:val="left"/>
+            </w:pPr>
+            <w:r>
+              <w:rPr>
+                <w:rFonts w:ascii="NanumGothic" w:cs="NanumGothic" w:eastAsia="NanumGothic" w:hAnsi="NanumGothic"/>
+                <w:sz w:val="20"/>
+                <w:szCs w:val="20"/>
+              </w:rPr>
+              <w:t xml:space="preserve"/>
+            </w:r>
+          </w:p>
+        </w:tc>
+        <w:tc>
+          <w:tcPr>
+            <w:tcW w:type="dxa" w:w="1927"/>
+            <w:tcBorders>
+              <w:top w:val="single" w:color="000000" w:sz="4"/>
+              <w:left w:val="single" w:color="000000" w:sz="4"/>
+              <w:bottom w:val="single" w:color="000000" w:sz="4"/>
+              <w:right w:val="single" w:color="000000" w:sz="4"/>
+            </w:tcBorders>
+            <w:shd w:fill="ffffff" w:color="auto" w:val="clear"/>
+            <w:tcMar>
+              <w:top w:type="dxa" w:w="170"/>
+              <w:left w:type="dxa" w:w="170"/>
+              <w:bottom w:type="dxa" w:w="170"/>
+              <w:right w:type="dxa" w:w="170"/>
+            </w:tcMar>
+            <w:vAlign w:val="center"/>
+          </w:tcPr>
+          <w:p>
+            <w:pPr>
+              <w:jc w:val="left"/>
+            </w:pPr>
+            <w:r>
+              <w:rPr>
+                <w:rFonts w:ascii="NanumGothic" w:cs="NanumGothic" w:eastAsia="NanumGothic" w:hAnsi="NanumGothic"/>
+                <w:sz w:val="20"/>
+                <w:szCs w:val="20"/>
+              </w:rPr>
+              <w:t xml:space="preserve"/>
+            </w:r>
+          </w:p>
+        </w:tc>
+        <w:tc>
+          <w:tcPr>
+            <w:tcW w:type="dxa" w:w="1360"/>
+            <w:tcBorders>
+              <w:top w:val="single" w:color="000000" w:sz="4"/>
+              <w:left w:val="single" w:color="000000" w:sz="4"/>
+              <w:bottom w:val="single" w:color="000000" w:sz="4"/>
+              <w:right w:val="single" w:color="000000" w:sz="4"/>
+            </w:tcBorders>
+            <w:shd w:fill="ffffff" w:color="auto" w:val="clear"/>
+            <w:tcMar>
+              <w:top w:type="dxa" w:w="170"/>
+              <w:left w:type="dxa" w:w="170"/>
+              <w:bottom w:type="dxa" w:w="170"/>
+              <w:right w:type="dxa" w:w="170"/>
+            </w:tcMar>
+            <w:vAlign w:val="center"/>
+          </w:tcPr>
+          <w:p>
+            <w:pPr>
+              <w:jc w:val="left"/>
+            </w:pPr>
+            <w:r>
+              <w:rPr>
+                <w:rFonts w:ascii="NanumGothic" w:cs="NanumGothic" w:eastAsia="NanumGothic" w:hAnsi="NanumGothic"/>
+                <w:sz w:val="20"/>
+                <w:szCs w:val="20"/>
+              </w:rPr>
+              <w:t xml:space="preserve"/>
+            </w:r>
+          </w:p>
+        </w:tc>
+        <w:tc>
+          <w:tcPr>
+            <w:tcW w:type="dxa" w:w="1474"/>
+            <w:tcBorders>
+              <w:top w:val="single" w:color="000000" w:sz="4"/>
+              <w:left w:val="single" w:color="000000" w:sz="4"/>
+              <w:bottom w:val="single" w:color="000000" w:sz="4"/>
+              <w:right w:val="single" w:color="000000" w:sz="4"/>
+            </w:tcBorders>
+            <w:shd w:fill="ffffff" w:color="auto" w:val="clear"/>
+            <w:tcMar>
+              <w:top w:type="dxa" w:w="170"/>
+              <w:left w:type="dxa" w:w="170"/>
+              <w:bottom w:type="dxa" w:w="170"/>
+              <w:right w:type="dxa" w:w="170"/>
+            </w:tcMar>
+            <w:vAlign w:val="center"/>
+          </w:tcPr>
+          <w:p>
+            <w:pPr>
+              <w:jc w:val="left"/>
+            </w:pPr>
+            <w:r>
+              <w:rPr>
+                <w:rFonts w:ascii="NanumGothic" w:cs="NanumGothic" w:eastAsia="NanumGothic" w:hAnsi="NanumGothic"/>
+                <w:sz w:val="20"/>
+                <w:szCs w:val="20"/>
+              </w:rPr>
+              <w:t xml:space="preserve"/>
+            </w:r>
+          </w:p>
+        </w:tc>
+        <w:tc>
+          <w:tcPr>
+            <w:tcW w:type="dxa" w:w="1133"/>
             <w:tcBorders>
               <w:top w:val="single" w:color="000000" w:sz="4"/>
               <w:left w:val="single" w:color="000000" w:sz="4"/>
@@ -2405,7 +3435,7 @@
           <w:sz w:val="20"/>
           <w:szCs w:val="20"/>
         </w:rPr>
-        <w:t xml:space="preserve">※ 점검 결과: 양호/불량/해당없음 중 기입.</w:t>
+        <w:t xml:space="preserve">※ 점검 결과: 양호/불량/해당없음 중 기입. 불량 항목은 즉시 개선 조치.</w:t>
       </w:r>
     </w:p>
     <w:p>
